--- a/internal_doc/00.项目管理/01.会议纪要/例会纪要_20171218.docx
+++ b/internal_doc/00.项目管理/01.会议纪要/例会纪要_20171218.docx
@@ -9,14 +9,12 @@
           <w:lang w:eastAsia="zh-CN"/>
         </w:rPr>
       </w:pPr>
-      <w:proofErr w:type="spellStart"/>
       <w:r>
         <w:rPr>
           <w:rFonts w:hint="eastAsia"/>
         </w:rPr>
         <w:t>例会纪要</w:t>
       </w:r>
-      <w:proofErr w:type="spellEnd"/>
     </w:p>
     <w:tbl>
       <w:tblPr>
@@ -47,7 +45,6 @@
                 <w:b/>
               </w:rPr>
             </w:pPr>
-            <w:proofErr w:type="spellStart"/>
             <w:r>
               <w:rPr>
                 <w:rFonts w:hint="eastAsia"/>
@@ -55,7 +52,6 @@
               </w:rPr>
               <w:t>时间</w:t>
             </w:r>
-            <w:proofErr w:type="spellEnd"/>
           </w:p>
         </w:tc>
         <w:tc>
@@ -133,7 +129,6 @@
                 <w:b/>
               </w:rPr>
             </w:pPr>
-            <w:proofErr w:type="spellStart"/>
             <w:r>
               <w:rPr>
                 <w:rFonts w:hint="eastAsia"/>
@@ -141,7 +136,6 @@
               </w:rPr>
               <w:t>会议名称</w:t>
             </w:r>
-            <w:proofErr w:type="spellEnd"/>
           </w:p>
         </w:tc>
         <w:tc>
@@ -149,7 +143,6 @@
             <w:tcW w:w="6571" w:type="dxa"/>
           </w:tcPr>
           <w:p>
-            <w:proofErr w:type="spellStart"/>
             <w:r>
               <w:rPr>
                 <w:rFonts w:hint="eastAsia"/>
@@ -162,7 +155,6 @@
               </w:rPr>
               <w:t>项目例会</w:t>
             </w:r>
-            <w:proofErr w:type="spellEnd"/>
           </w:p>
         </w:tc>
       </w:tr>
@@ -177,7 +169,6 @@
                 <w:b/>
               </w:rPr>
             </w:pPr>
-            <w:proofErr w:type="spellStart"/>
             <w:r>
               <w:rPr>
                 <w:rFonts w:hint="eastAsia"/>
@@ -185,7 +176,6 @@
               </w:rPr>
               <w:t>参与人员</w:t>
             </w:r>
-            <w:proofErr w:type="spellEnd"/>
           </w:p>
         </w:tc>
         <w:tc>
@@ -246,13 +236,6 @@
                 <w:lang w:eastAsia="zh-CN"/>
               </w:rPr>
               <w:t>、余卫星</w:t>
-            </w:r>
-            <w:r>
-              <w:rPr>
-                <w:rFonts w:hint="eastAsia"/>
-                <w:lang w:eastAsia="zh-CN"/>
-              </w:rPr>
-              <w:t>、谢庆</w:t>
             </w:r>
           </w:p>
         </w:tc>
@@ -268,7 +251,6 @@
                 <w:b/>
               </w:rPr>
             </w:pPr>
-            <w:proofErr w:type="spellStart"/>
             <w:r>
               <w:rPr>
                 <w:rFonts w:hint="eastAsia"/>
@@ -276,7 +258,6 @@
               </w:rPr>
               <w:t>缺席人员</w:t>
             </w:r>
-            <w:proofErr w:type="spellEnd"/>
           </w:p>
         </w:tc>
         <w:tc>
@@ -324,7 +305,6 @@
                 <w:b/>
               </w:rPr>
             </w:pPr>
-            <w:proofErr w:type="spellStart"/>
             <w:r>
               <w:rPr>
                 <w:rFonts w:hint="eastAsia"/>
@@ -332,7 +312,6 @@
               </w:rPr>
               <w:t>纪要人</w:t>
             </w:r>
-            <w:proofErr w:type="spellEnd"/>
           </w:p>
         </w:tc>
         <w:tc>
@@ -401,14 +380,12 @@
           <w:lang w:eastAsia="zh-CN"/>
         </w:rPr>
       </w:pPr>
-      <w:proofErr w:type="spellStart"/>
       <w:r>
         <w:rPr>
           <w:rFonts w:hint="eastAsia"/>
         </w:rPr>
         <w:t>本周主要任务</w:t>
       </w:r>
-      <w:proofErr w:type="spellEnd"/>
     </w:p>
     <w:p>
       <w:pPr>
@@ -461,7 +438,6 @@
           <w:lang w:eastAsia="zh-CN"/>
         </w:rPr>
       </w:pPr>
-      <w:proofErr w:type="spellStart"/>
       <w:r>
         <w:rPr>
           <w:lang w:eastAsia="zh-CN"/>
@@ -473,15 +449,7 @@
           <w:rFonts w:hint="eastAsia"/>
           <w:lang w:eastAsia="zh-CN"/>
         </w:rPr>
-        <w:t>cm</w:t>
-      </w:r>
-      <w:proofErr w:type="spellEnd"/>
-      <w:r>
-        <w:rPr>
-          <w:rFonts w:hint="eastAsia"/>
-          <w:lang w:eastAsia="zh-CN"/>
-        </w:rPr>
-        <w:t xml:space="preserve"> 2.2 </w:t>
+        <w:t xml:space="preserve">cm 2.2 </w:t>
       </w:r>
       <w:r>
         <w:rPr>
@@ -566,7 +534,6 @@
                 <w:szCs w:val="18"/>
               </w:rPr>
             </w:pPr>
-            <w:proofErr w:type="spellStart"/>
             <w:r>
               <w:rPr>
                 <w:rFonts w:hint="eastAsia"/>
@@ -576,7 +543,6 @@
               </w:rPr>
               <w:t>任务描述</w:t>
             </w:r>
-            <w:proofErr w:type="spellEnd"/>
           </w:p>
         </w:tc>
         <w:tc>
@@ -591,7 +557,6 @@
                 <w:szCs w:val="18"/>
               </w:rPr>
             </w:pPr>
-            <w:proofErr w:type="spellStart"/>
             <w:r>
               <w:rPr>
                 <w:rFonts w:hint="eastAsia"/>
@@ -601,7 +566,6 @@
               </w:rPr>
               <w:t>责任人</w:t>
             </w:r>
-            <w:proofErr w:type="spellEnd"/>
           </w:p>
         </w:tc>
         <w:tc>
@@ -616,7 +580,6 @@
                 <w:szCs w:val="18"/>
               </w:rPr>
             </w:pPr>
-            <w:proofErr w:type="spellStart"/>
             <w:r>
               <w:rPr>
                 <w:rFonts w:hint="eastAsia"/>
@@ -626,7 +589,6 @@
               </w:rPr>
               <w:t>开始时间</w:t>
             </w:r>
-            <w:proofErr w:type="spellEnd"/>
           </w:p>
         </w:tc>
         <w:tc>
@@ -641,7 +603,6 @@
                 <w:szCs w:val="18"/>
               </w:rPr>
             </w:pPr>
-            <w:proofErr w:type="spellStart"/>
             <w:r>
               <w:rPr>
                 <w:rFonts w:hint="eastAsia"/>
@@ -651,7 +612,6 @@
               </w:rPr>
               <w:t>结束时间</w:t>
             </w:r>
-            <w:proofErr w:type="spellEnd"/>
           </w:p>
         </w:tc>
         <w:tc>
@@ -666,7 +626,6 @@
                 <w:szCs w:val="18"/>
               </w:rPr>
             </w:pPr>
-            <w:proofErr w:type="spellStart"/>
             <w:r>
               <w:rPr>
                 <w:rFonts w:hint="eastAsia"/>
@@ -676,7 +635,6 @@
               </w:rPr>
               <w:t>进度</w:t>
             </w:r>
-            <w:proofErr w:type="spellEnd"/>
           </w:p>
         </w:tc>
       </w:tr>
@@ -726,14 +684,12 @@
               </w:rPr>
               <w:t>许建辉</w:t>
             </w:r>
-            <w:proofErr w:type="spellStart"/>
             <w:r>
               <w:rPr>
                 <w:rFonts w:hint="eastAsia"/>
               </w:rPr>
               <w:t>谭钊波</w:t>
             </w:r>
-            <w:proofErr w:type="spellEnd"/>
           </w:p>
         </w:tc>
         <w:tc>
@@ -925,14 +881,12 @@
                 <w:lang w:eastAsia="zh-CN"/>
               </w:rPr>
             </w:pPr>
-            <w:proofErr w:type="spellStart"/>
             <w:r>
               <w:rPr>
                 <w:rFonts w:hint="eastAsia"/>
               </w:rPr>
               <w:t>谭钊波</w:t>
             </w:r>
-            <w:proofErr w:type="spellEnd"/>
           </w:p>
         </w:tc>
         <w:tc>
@@ -1030,7 +984,6 @@
                 <w:color w:val="000000"/>
                 <w:lang w:eastAsia="zh-CN"/>
               </w:rPr>
-              <w:lastRenderedPageBreak/>
               <w:t>继续细节分析</w:t>
             </w:r>
           </w:p>
@@ -1154,14 +1107,12 @@
                 <w:tab w:val="left" w:pos="2231"/>
               </w:tabs>
             </w:pPr>
-            <w:proofErr w:type="spellStart"/>
             <w:r>
               <w:rPr>
                 <w:rFonts w:hint="eastAsia"/>
               </w:rPr>
               <w:t>数据库的监控规范</w:t>
             </w:r>
-            <w:proofErr w:type="spellEnd"/>
           </w:p>
         </w:tc>
         <w:tc>
@@ -1174,14 +1125,12 @@
                 <w:tab w:val="left" w:pos="450"/>
               </w:tabs>
             </w:pPr>
-            <w:proofErr w:type="spellStart"/>
             <w:r>
               <w:rPr>
                 <w:rFonts w:hint="eastAsia"/>
               </w:rPr>
               <w:t>何嘉文</w:t>
             </w:r>
-            <w:proofErr w:type="spellEnd"/>
           </w:p>
         </w:tc>
         <w:tc>
@@ -1239,7 +1188,6 @@
                 <w:lang w:eastAsia="zh-CN"/>
               </w:rPr>
             </w:pPr>
-            <w:proofErr w:type="spellStart"/>
             <w:r>
               <w:t>S</w:t>
             </w:r>
@@ -1249,7 +1197,6 @@
               </w:rPr>
               <w:t>ql</w:t>
             </w:r>
-            <w:proofErr w:type="spellEnd"/>
             <w:r>
               <w:rPr>
                 <w:rFonts w:hint="eastAsia"/>
@@ -1269,14 +1216,12 @@
                 <w:tab w:val="left" w:pos="450"/>
               </w:tabs>
             </w:pPr>
-            <w:proofErr w:type="spellStart"/>
             <w:r>
               <w:rPr>
                 <w:rFonts w:hint="eastAsia"/>
               </w:rPr>
               <w:t>何嘉文</w:t>
             </w:r>
-            <w:proofErr w:type="spellEnd"/>
           </w:p>
         </w:tc>
         <w:tc>
@@ -1559,7 +1504,6 @@
                 <w:lang w:eastAsia="zh-CN"/>
               </w:rPr>
             </w:pPr>
-            <w:proofErr w:type="spellStart"/>
             <w:r>
               <w:rPr>
                 <w:rFonts w:hint="eastAsia"/>
@@ -1568,7 +1512,6 @@
               </w:rPr>
               <w:t>dbClass</w:t>
             </w:r>
-            <w:proofErr w:type="spellEnd"/>
             <w:r>
               <w:rPr>
                 <w:rFonts w:hint="eastAsia"/>
@@ -1642,7 +1585,6 @@
                 <w:lang w:eastAsia="zh-CN"/>
               </w:rPr>
             </w:pPr>
-            <w:proofErr w:type="spellStart"/>
             <w:r>
               <w:rPr>
                 <w:rFonts w:hint="eastAsia"/>
@@ -1650,7 +1592,6 @@
               </w:rPr>
               <w:t>fmp</w:t>
             </w:r>
-            <w:proofErr w:type="spellEnd"/>
             <w:r>
               <w:rPr>
                 <w:rFonts w:hint="eastAsia"/>
@@ -1665,7 +1606,6 @@
                 <w:lang w:eastAsia="zh-CN"/>
               </w:rPr>
             </w:pPr>
-            <w:proofErr w:type="spellStart"/>
             <w:r>
               <w:rPr>
                 <w:rFonts w:hint="eastAsia"/>
@@ -1680,7 +1620,6 @@
               </w:rPr>
               <w:t>db</w:t>
             </w:r>
-            <w:proofErr w:type="spellEnd"/>
             <w:r>
               <w:rPr>
                 <w:rFonts w:hint="eastAsia"/>
@@ -1688,7 +1627,6 @@
               </w:rPr>
               <w:t>、</w:t>
             </w:r>
-            <w:proofErr w:type="spellStart"/>
             <w:r>
               <w:rPr>
                 <w:rFonts w:hint="eastAsia"/>
@@ -1703,7 +1641,6 @@
               </w:rPr>
               <w:t>ecureSdb</w:t>
             </w:r>
-            <w:proofErr w:type="spellEnd"/>
             <w:r>
               <w:rPr>
                 <w:rFonts w:hint="eastAsia"/>
@@ -1711,7 +1648,6 @@
               </w:rPr>
               <w:t>、</w:t>
             </w:r>
-            <w:proofErr w:type="spellStart"/>
             <w:r>
               <w:rPr>
                 <w:rFonts w:hint="eastAsia"/>
@@ -1719,7 +1655,6 @@
               </w:rPr>
               <w:t>SdbCS</w:t>
             </w:r>
-            <w:proofErr w:type="spellEnd"/>
             <w:r>
               <w:rPr>
                 <w:rFonts w:hint="eastAsia"/>
@@ -1727,7 +1662,6 @@
               </w:rPr>
               <w:t>、</w:t>
             </w:r>
-            <w:proofErr w:type="spellStart"/>
             <w:r>
               <w:rPr>
                 <w:rFonts w:hint="eastAsia"/>
@@ -1735,7 +1669,6 @@
               </w:rPr>
               <w:t>SdbDC</w:t>
             </w:r>
-            <w:proofErr w:type="spellEnd"/>
             <w:r>
               <w:rPr>
                 <w:rFonts w:hint="eastAsia"/>
@@ -1743,7 +1676,6 @@
               </w:rPr>
               <w:t>、</w:t>
             </w:r>
-            <w:proofErr w:type="spellStart"/>
             <w:r>
               <w:rPr>
                 <w:rFonts w:hint="eastAsia"/>
@@ -1751,7 +1683,6 @@
               </w:rPr>
               <w:t>SdbRG</w:t>
             </w:r>
-            <w:proofErr w:type="spellEnd"/>
             <w:r>
               <w:rPr>
                 <w:rFonts w:hint="eastAsia"/>
@@ -1763,7 +1694,6 @@
           <w:p>
             <w:pPr>
               <w:rPr>
-                <w:rFonts w:hint="eastAsia"/>
                 <w:lang w:eastAsia="zh-CN"/>
               </w:rPr>
             </w:pPr>
@@ -1774,7 +1704,6 @@
               </w:rPr>
               <w:t>完成</w:t>
             </w:r>
-            <w:proofErr w:type="spellStart"/>
             <w:r>
               <w:rPr>
                 <w:rFonts w:hint="eastAsia"/>
@@ -1782,7 +1711,6 @@
               </w:rPr>
               <w:t>sdbcursor</w:t>
             </w:r>
-            <w:proofErr w:type="spellEnd"/>
           </w:p>
           <w:p>
             <w:pPr>
@@ -1932,7 +1860,6 @@
               </w:rPr>
               <w:t xml:space="preserve"> </w:t>
             </w:r>
-            <w:proofErr w:type="spellStart"/>
             <w:r>
               <w:rPr>
                 <w:rFonts w:hint="eastAsia"/>
@@ -1945,15 +1872,7 @@
                 <w:rFonts w:hint="eastAsia"/>
                 <w:lang w:eastAsia="zh-CN"/>
               </w:rPr>
-              <w:t>eph</w:t>
-            </w:r>
-            <w:proofErr w:type="spellEnd"/>
-            <w:r>
-              <w:rPr>
-                <w:rFonts w:hint="eastAsia"/>
-                <w:lang w:eastAsia="zh-CN"/>
-              </w:rPr>
-              <w:t xml:space="preserve"> </w:t>
+              <w:t xml:space="preserve">eph </w:t>
             </w:r>
           </w:p>
         </w:tc>
@@ -2059,7 +1978,6 @@
           <w:p>
             <w:pPr>
               <w:rPr>
-                <w:rFonts w:hint="eastAsia"/>
                 <w:lang w:eastAsia="zh-CN"/>
               </w:rPr>
             </w:pPr>
@@ -2079,7 +1997,6 @@
           <w:p>
             <w:pPr>
               <w:rPr>
-                <w:rFonts w:hint="eastAsia"/>
                 <w:lang w:eastAsia="zh-CN"/>
               </w:rPr>
             </w:pPr>
@@ -2099,7 +2016,6 @@
           <w:p>
             <w:pPr>
               <w:rPr>
-                <w:rFonts w:hint="eastAsia"/>
                 <w:lang w:eastAsia="zh-CN"/>
               </w:rPr>
             </w:pPr>
@@ -2131,7 +2047,6 @@
           <w:p>
             <w:pPr>
               <w:rPr>
-                <w:rFonts w:hint="eastAsia"/>
                 <w:lang w:eastAsia="zh-CN"/>
               </w:rPr>
             </w:pPr>
@@ -2156,18 +2071,15 @@
           <w:p>
             <w:pPr>
               <w:rPr>
-                <w:rFonts w:hint="eastAsia"/>
-                <w:lang w:eastAsia="zh-CN"/>
-              </w:rPr>
-            </w:pPr>
-            <w:proofErr w:type="spellStart"/>
+                <w:lang w:eastAsia="zh-CN"/>
+              </w:rPr>
+            </w:pPr>
             <w:r>
               <w:rPr>
                 <w:lang w:eastAsia="zh-CN"/>
               </w:rPr>
               <w:t>scm</w:t>
             </w:r>
-            <w:proofErr w:type="spellEnd"/>
             <w:r>
               <w:rPr>
                 <w:rFonts w:hint="eastAsia"/>
@@ -2191,7 +2103,6 @@
           <w:p>
             <w:pPr>
               <w:rPr>
-                <w:rFonts w:hint="eastAsia"/>
                 <w:lang w:eastAsia="zh-CN"/>
               </w:rPr>
             </w:pPr>
@@ -2211,7 +2122,6 @@
           <w:p>
             <w:pPr>
               <w:rPr>
-                <w:rFonts w:hint="eastAsia"/>
                 <w:lang w:eastAsia="zh-CN"/>
               </w:rPr>
             </w:pPr>
@@ -2243,7 +2153,6 @@
           <w:p>
             <w:pPr>
               <w:rPr>
-                <w:rFonts w:hint="eastAsia"/>
                 <w:lang w:eastAsia="zh-CN"/>
               </w:rPr>
             </w:pPr>
@@ -2522,14 +2431,12 @@
                 <w:lang w:eastAsia="zh-CN"/>
               </w:rPr>
             </w:pPr>
-            <w:proofErr w:type="spellStart"/>
             <w:r>
               <w:rPr>
                 <w:rFonts w:hint="eastAsia"/>
               </w:rPr>
               <w:t>杨上德</w:t>
             </w:r>
-            <w:proofErr w:type="spellEnd"/>
           </w:p>
         </w:tc>
         <w:tc>
@@ -3007,21 +2914,12 @@
                 <w:lang w:eastAsia="zh-CN"/>
               </w:rPr>
             </w:pPr>
-            <w:proofErr w:type="spellStart"/>
-            <w:r>
-              <w:rPr>
-                <w:rFonts w:hint="eastAsia"/>
-                <w:lang w:eastAsia="zh-CN"/>
-              </w:rPr>
-              <w:t>Sdbdpsdump</w:t>
-            </w:r>
-            <w:proofErr w:type="spellEnd"/>
-            <w:r>
-              <w:rPr>
-                <w:rFonts w:hint="eastAsia"/>
-                <w:lang w:eastAsia="zh-CN"/>
-              </w:rPr>
-              <w:t xml:space="preserve"> </w:t>
+            <w:r>
+              <w:rPr>
+                <w:rFonts w:hint="eastAsia"/>
+                <w:lang w:eastAsia="zh-CN"/>
+              </w:rPr>
+              <w:t xml:space="preserve">Sdbdpsdump </w:t>
             </w:r>
             <w:r>
               <w:rPr>
@@ -3505,7 +3403,6 @@
           <w:p>
             <w:pPr>
               <w:rPr>
-                <w:rFonts w:hint="eastAsia"/>
                 <w:lang w:eastAsia="zh-CN"/>
               </w:rPr>
             </w:pPr>
@@ -3549,14 +3446,12 @@
           <w:numId w:val="1"/>
         </w:numPr>
       </w:pPr>
-      <w:proofErr w:type="spellStart"/>
       <w:r>
         <w:rPr>
           <w:rFonts w:hint="eastAsia"/>
         </w:rPr>
         <w:t>挂起的任务列表</w:t>
       </w:r>
-      <w:proofErr w:type="spellEnd"/>
     </w:p>
     <w:tbl>
       <w:tblPr>
@@ -3617,14 +3512,12 @@
             <w:tcW w:w="992" w:type="dxa"/>
           </w:tcPr>
           <w:p>
-            <w:proofErr w:type="spellStart"/>
             <w:r>
               <w:rPr>
                 <w:rFonts w:hint="eastAsia"/>
               </w:rPr>
               <w:t>谭钊波</w:t>
             </w:r>
-            <w:proofErr w:type="spellEnd"/>
           </w:p>
         </w:tc>
         <w:tc>
@@ -3644,14 +3537,12 @@
             <w:tcW w:w="1984" w:type="dxa"/>
           </w:tcPr>
           <w:p>
-            <w:proofErr w:type="spellStart"/>
             <w:r>
               <w:rPr>
                 <w:rFonts w:hint="eastAsia"/>
               </w:rPr>
               <w:t>挂起</w:t>
             </w:r>
-            <w:proofErr w:type="spellEnd"/>
           </w:p>
         </w:tc>
       </w:tr>
@@ -3669,7 +3560,6 @@
                 <w:color w:val="000000"/>
               </w:rPr>
             </w:pPr>
-            <w:proofErr w:type="spellStart"/>
             <w:r>
               <w:rPr>
                 <w:rFonts w:hint="eastAsia"/>
@@ -3684,7 +3574,6 @@
               </w:rPr>
               <w:t>业务优化</w:t>
             </w:r>
-            <w:proofErr w:type="spellEnd"/>
           </w:p>
         </w:tc>
         <w:tc>
@@ -3697,14 +3586,12 @@
                 <w:tab w:val="left" w:pos="450"/>
               </w:tabs>
             </w:pPr>
-            <w:proofErr w:type="spellStart"/>
             <w:r>
               <w:rPr>
                 <w:rFonts w:hint="eastAsia"/>
               </w:rPr>
               <w:t>林友滨</w:t>
             </w:r>
-            <w:proofErr w:type="spellEnd"/>
           </w:p>
         </w:tc>
         <w:tc>
@@ -3809,14 +3696,12 @@
                 <w:tab w:val="left" w:pos="475"/>
               </w:tabs>
             </w:pPr>
-            <w:proofErr w:type="spellStart"/>
             <w:r>
               <w:rPr>
                 <w:rFonts w:hint="eastAsia"/>
               </w:rPr>
               <w:t>谭钊波</w:t>
             </w:r>
-            <w:proofErr w:type="spellEnd"/>
           </w:p>
         </w:tc>
         <w:tc>
@@ -3843,14 +3728,12 @@
             <w:tcW w:w="1984" w:type="dxa"/>
           </w:tcPr>
           <w:p>
-            <w:proofErr w:type="spellStart"/>
             <w:r>
               <w:rPr>
                 <w:rFonts w:hint="eastAsia"/>
               </w:rPr>
               <w:t>挂起</w:t>
             </w:r>
-            <w:proofErr w:type="spellEnd"/>
           </w:p>
         </w:tc>
       </w:tr>
@@ -3872,7 +3755,6 @@
               </w:rPr>
               <w:t>优化</w:t>
             </w:r>
-            <w:proofErr w:type="spellStart"/>
             <w:r>
               <w:rPr>
                 <w:rFonts w:hint="eastAsia"/>
@@ -3880,7 +3762,6 @@
               </w:rPr>
               <w:t>ci</w:t>
             </w:r>
-            <w:proofErr w:type="spellEnd"/>
             <w:r>
               <w:rPr>
                 <w:rFonts w:hint="eastAsia"/>
@@ -3895,14 +3776,12 @@
             <w:tcW w:w="992" w:type="dxa"/>
           </w:tcPr>
           <w:p>
-            <w:proofErr w:type="spellStart"/>
             <w:r>
               <w:rPr>
                 <w:rFonts w:hint="eastAsia"/>
               </w:rPr>
               <w:t>余婷</w:t>
             </w:r>
-            <w:proofErr w:type="spellEnd"/>
           </w:p>
         </w:tc>
         <w:tc>
@@ -4042,7 +3921,6 @@
             <w:tcW w:w="3652" w:type="dxa"/>
           </w:tcPr>
           <w:p>
-            <w:proofErr w:type="spellStart"/>
             <w:r>
               <w:rPr>
                 <w:rFonts w:hint="eastAsia"/>
@@ -4050,7 +3928,6 @@
               <w:lastRenderedPageBreak/>
               <w:t>数据库日志审计</w:t>
             </w:r>
-            <w:proofErr w:type="spellEnd"/>
           </w:p>
           <w:p/>
           <w:p>
@@ -4092,7 +3969,6 @@
                 <w:lang w:eastAsia="zh-CN"/>
               </w:rPr>
             </w:pPr>
-            <w:proofErr w:type="spellStart"/>
             <w:r>
               <w:rPr>
                 <w:lang w:eastAsia="zh-CN"/>
@@ -4106,7 +3982,6 @@
               </w:rPr>
               <w:t>troy</w:t>
             </w:r>
-            <w:proofErr w:type="spellEnd"/>
             <w:r>
               <w:rPr>
                 <w:rFonts w:hint="eastAsia"/>
@@ -4134,21 +4009,7 @@
               <w:rPr>
                 <w:rFonts w:hint="eastAsia"/>
               </w:rPr>
-              <w:t>【</w:t>
-            </w:r>
-            <w:proofErr w:type="spellStart"/>
-            <w:r>
-              <w:rPr>
-                <w:rFonts w:hint="eastAsia"/>
-              </w:rPr>
-              <w:t>挂起</w:t>
-            </w:r>
-            <w:proofErr w:type="spellEnd"/>
-            <w:r>
-              <w:rPr>
-                <w:rFonts w:hint="eastAsia"/>
-              </w:rPr>
-              <w:t>】</w:t>
+              <w:t>【挂起】</w:t>
             </w:r>
           </w:p>
         </w:tc>
@@ -4164,14 +4025,12 @@
                 <w:tab w:val="left" w:pos="2231"/>
               </w:tabs>
             </w:pPr>
-            <w:proofErr w:type="spellStart"/>
             <w:r>
               <w:rPr>
                 <w:rFonts w:hint="eastAsia"/>
               </w:rPr>
               <w:t>主页部署规划</w:t>
             </w:r>
-            <w:proofErr w:type="spellEnd"/>
           </w:p>
         </w:tc>
         <w:tc>
@@ -4184,14 +4043,12 @@
                 <w:tab w:val="left" w:pos="450"/>
               </w:tabs>
             </w:pPr>
-            <w:proofErr w:type="spellStart"/>
             <w:r>
               <w:rPr>
                 <w:rFonts w:hint="eastAsia"/>
               </w:rPr>
               <w:t>何嘉文</w:t>
             </w:r>
-            <w:proofErr w:type="spellEnd"/>
           </w:p>
         </w:tc>
         <w:tc>
@@ -4229,14 +4086,12 @@
             <w:tcW w:w="1984" w:type="dxa"/>
           </w:tcPr>
           <w:p>
-            <w:proofErr w:type="spellStart"/>
             <w:r>
               <w:rPr>
                 <w:rFonts w:hint="eastAsia"/>
               </w:rPr>
               <w:t>挂起</w:t>
             </w:r>
-            <w:proofErr w:type="spellEnd"/>
           </w:p>
         </w:tc>
       </w:tr>
@@ -4307,14 +4162,12 @@
             <w:tcW w:w="992" w:type="dxa"/>
           </w:tcPr>
           <w:p>
-            <w:proofErr w:type="spellStart"/>
             <w:r>
               <w:rPr>
                 <w:rFonts w:hint="eastAsia"/>
               </w:rPr>
               <w:t>许建辉</w:t>
             </w:r>
-            <w:proofErr w:type="spellEnd"/>
           </w:p>
         </w:tc>
         <w:tc>
@@ -4384,14 +4237,12 @@
             <w:tcW w:w="3652" w:type="dxa"/>
           </w:tcPr>
           <w:p>
-            <w:proofErr w:type="spellStart"/>
             <w:r>
               <w:rPr>
                 <w:rFonts w:hint="eastAsia"/>
               </w:rPr>
               <w:t>数据中心灾备方案</w:t>
             </w:r>
-            <w:proofErr w:type="spellEnd"/>
           </w:p>
         </w:tc>
         <w:tc>
@@ -4399,14 +4250,12 @@
             <w:tcW w:w="992" w:type="dxa"/>
           </w:tcPr>
           <w:p>
-            <w:proofErr w:type="spellStart"/>
             <w:r>
               <w:rPr>
                 <w:rFonts w:hint="eastAsia"/>
               </w:rPr>
               <w:t>许建辉</w:t>
             </w:r>
-            <w:proofErr w:type="spellEnd"/>
           </w:p>
         </w:tc>
         <w:tc>
@@ -4474,7 +4323,6 @@
               </w:rPr>
               <w:t>两组的</w:t>
             </w:r>
-            <w:proofErr w:type="spellStart"/>
             <w:r>
               <w:rPr>
                 <w:rFonts w:hint="eastAsia"/>
@@ -4482,7 +4330,6 @@
               </w:rPr>
               <w:t>groupName</w:t>
             </w:r>
-            <w:proofErr w:type="spellEnd"/>
             <w:r>
               <w:rPr>
                 <w:rFonts w:hint="eastAsia"/>
@@ -4541,7 +4388,6 @@
             <w:tcW w:w="3652" w:type="dxa"/>
           </w:tcPr>
           <w:p>
-            <w:proofErr w:type="spellStart"/>
             <w:r>
               <w:rPr>
                 <w:rFonts w:hint="eastAsia"/>
@@ -4560,7 +4406,6 @@
               </w:rPr>
               <w:t>驱动</w:t>
             </w:r>
-            <w:proofErr w:type="spellEnd"/>
           </w:p>
         </w:tc>
         <w:tc>
@@ -4573,14 +4418,12 @@
                 <w:tab w:val="left" w:pos="475"/>
               </w:tabs>
             </w:pPr>
-            <w:proofErr w:type="spellStart"/>
             <w:r>
               <w:rPr>
                 <w:rFonts w:hint="eastAsia"/>
               </w:rPr>
               <w:t>谭钊波</w:t>
             </w:r>
-            <w:proofErr w:type="spellEnd"/>
           </w:p>
         </w:tc>
         <w:tc>
@@ -4671,7 +4514,6 @@
             <w:tcW w:w="3652" w:type="dxa"/>
           </w:tcPr>
           <w:p>
-            <w:proofErr w:type="spellStart"/>
             <w:r>
               <w:lastRenderedPageBreak/>
               <w:t>O</w:t>
@@ -4694,7 +4536,6 @@
               </w:rPr>
               <w:t>spark</w:t>
             </w:r>
-            <w:proofErr w:type="spellEnd"/>
           </w:p>
         </w:tc>
         <w:tc>
@@ -4707,28 +4548,24 @@
                 <w:tab w:val="left" w:pos="475"/>
               </w:tabs>
             </w:pPr>
-            <w:proofErr w:type="spellStart"/>
             <w:r>
               <w:rPr>
                 <w:rFonts w:hint="eastAsia"/>
               </w:rPr>
               <w:t>谭钊波</w:t>
             </w:r>
-            <w:proofErr w:type="spellEnd"/>
             <w:r>
               <w:rPr>
                 <w:rFonts w:hint="eastAsia"/>
               </w:rPr>
               <w:t>/</w:t>
             </w:r>
-            <w:proofErr w:type="spellStart"/>
             <w:r>
               <w:rPr>
                 <w:rFonts w:hint="eastAsia"/>
               </w:rPr>
               <w:t>林友滨</w:t>
             </w:r>
-            <w:proofErr w:type="spellEnd"/>
             <w:r>
               <w:rPr>
                 <w:rFonts w:hint="eastAsia"/>
@@ -4742,14 +4579,12 @@
                 <w:tab w:val="left" w:pos="475"/>
               </w:tabs>
             </w:pPr>
-            <w:proofErr w:type="spellStart"/>
             <w:r>
               <w:rPr>
                 <w:rFonts w:hint="eastAsia"/>
               </w:rPr>
               <w:t>何嘉文</w:t>
             </w:r>
-            <w:proofErr w:type="spellEnd"/>
           </w:p>
         </w:tc>
         <w:tc>
@@ -4769,28 +4604,24 @@
             <w:tcW w:w="1984" w:type="dxa"/>
           </w:tcPr>
           <w:p>
-            <w:proofErr w:type="spellStart"/>
             <w:r>
               <w:rPr>
                 <w:rFonts w:hint="eastAsia"/>
               </w:rPr>
               <w:t>开始设计</w:t>
             </w:r>
-            <w:proofErr w:type="spellEnd"/>
             <w:r>
               <w:rPr>
                 <w:rFonts w:hint="eastAsia"/>
               </w:rPr>
               <w:t>/</w:t>
             </w:r>
-            <w:proofErr w:type="spellStart"/>
             <w:r>
               <w:rPr>
                 <w:rFonts w:hint="eastAsia"/>
               </w:rPr>
               <w:t>友滨</w:t>
             </w:r>
-            <w:proofErr w:type="spellEnd"/>
           </w:p>
         </w:tc>
       </w:tr>
@@ -5005,11 +4836,9 @@
             <w:tcW w:w="1984" w:type="dxa"/>
           </w:tcPr>
           <w:p>
-            <w:proofErr w:type="spellStart"/>
             <w:r>
               <w:t>挂起</w:t>
             </w:r>
-            <w:proofErr w:type="spellEnd"/>
           </w:p>
         </w:tc>
       </w:tr>
@@ -5044,7 +4873,6 @@
               </w:rPr>
               <w:t>编译</w:t>
             </w:r>
-            <w:proofErr w:type="spellStart"/>
             <w:r>
               <w:rPr>
                 <w:rFonts w:hint="eastAsia"/>
@@ -5053,7 +4881,6 @@
               </w:rPr>
               <w:t>js</w:t>
             </w:r>
-            <w:proofErr w:type="spellEnd"/>
             <w:r>
               <w:rPr>
                 <w:rFonts w:hint="eastAsia"/>
@@ -5074,14 +4901,12 @@
                 <w:tab w:val="left" w:pos="2231"/>
               </w:tabs>
             </w:pPr>
-            <w:proofErr w:type="spellStart"/>
             <w:r>
               <w:rPr>
                 <w:rFonts w:hint="eastAsia"/>
               </w:rPr>
               <w:t>何嘉文</w:t>
             </w:r>
-            <w:proofErr w:type="spellEnd"/>
           </w:p>
         </w:tc>
         <w:tc>
@@ -5452,7 +5277,6 @@
                 <w:szCs w:val="18"/>
               </w:rPr>
             </w:pPr>
-            <w:proofErr w:type="spellStart"/>
             <w:r>
               <w:rPr>
                 <w:rFonts w:hint="eastAsia"/>
@@ -5462,7 +5286,6 @@
               </w:rPr>
               <w:t>任务描述</w:t>
             </w:r>
-            <w:proofErr w:type="spellEnd"/>
           </w:p>
         </w:tc>
         <w:tc>
@@ -5477,7 +5300,6 @@
                 <w:szCs w:val="18"/>
               </w:rPr>
             </w:pPr>
-            <w:proofErr w:type="spellStart"/>
             <w:r>
               <w:rPr>
                 <w:rFonts w:hint="eastAsia"/>
@@ -5487,7 +5309,6 @@
               </w:rPr>
               <w:t>责任人</w:t>
             </w:r>
-            <w:proofErr w:type="spellEnd"/>
           </w:p>
         </w:tc>
         <w:tc>
@@ -5502,7 +5323,6 @@
                 <w:szCs w:val="18"/>
               </w:rPr>
             </w:pPr>
-            <w:proofErr w:type="spellStart"/>
             <w:r>
               <w:rPr>
                 <w:rFonts w:hint="eastAsia"/>
@@ -5512,7 +5332,6 @@
               </w:rPr>
               <w:t>开始时间</w:t>
             </w:r>
-            <w:proofErr w:type="spellEnd"/>
           </w:p>
         </w:tc>
         <w:tc>
@@ -5527,7 +5346,6 @@
                 <w:szCs w:val="18"/>
               </w:rPr>
             </w:pPr>
-            <w:proofErr w:type="spellStart"/>
             <w:r>
               <w:rPr>
                 <w:rFonts w:hint="eastAsia"/>
@@ -5537,7 +5355,6 @@
               </w:rPr>
               <w:t>结束时间</w:t>
             </w:r>
-            <w:proofErr w:type="spellEnd"/>
           </w:p>
         </w:tc>
         <w:tc>
@@ -5552,7 +5369,6 @@
                 <w:szCs w:val="18"/>
               </w:rPr>
             </w:pPr>
-            <w:proofErr w:type="spellStart"/>
             <w:r>
               <w:rPr>
                 <w:rFonts w:hint="eastAsia"/>
@@ -5562,7 +5378,6 @@
               </w:rPr>
               <w:t>进度</w:t>
             </w:r>
-            <w:proofErr w:type="spellEnd"/>
           </w:p>
         </w:tc>
       </w:tr>
@@ -5577,14 +5392,12 @@
                 <w:tab w:val="left" w:pos="688"/>
               </w:tabs>
             </w:pPr>
-            <w:proofErr w:type="spellStart"/>
             <w:r>
               <w:rPr>
                 <w:rFonts w:hint="eastAsia"/>
               </w:rPr>
               <w:t>驱动版本信息显示</w:t>
             </w:r>
-            <w:proofErr w:type="spellEnd"/>
           </w:p>
         </w:tc>
         <w:tc>
@@ -5592,14 +5405,12 @@
             <w:tcW w:w="992" w:type="dxa"/>
           </w:tcPr>
           <w:p>
-            <w:proofErr w:type="spellStart"/>
             <w:r>
               <w:rPr>
                 <w:rFonts w:hint="eastAsia"/>
               </w:rPr>
               <w:t>许建辉</w:t>
             </w:r>
-            <w:proofErr w:type="spellEnd"/>
           </w:p>
         </w:tc>
         <w:tc>
@@ -5626,14 +5437,12 @@
             <w:tcW w:w="1818" w:type="dxa"/>
           </w:tcPr>
           <w:p>
-            <w:proofErr w:type="spellStart"/>
             <w:r>
               <w:rPr>
                 <w:rFonts w:hint="eastAsia"/>
               </w:rPr>
               <w:t>启动</w:t>
             </w:r>
-            <w:proofErr w:type="spellEnd"/>
           </w:p>
         </w:tc>
       </w:tr>
@@ -5676,14 +5485,12 @@
             <w:tcW w:w="992" w:type="dxa"/>
           </w:tcPr>
           <w:p>
-            <w:proofErr w:type="spellStart"/>
             <w:r>
               <w:rPr>
                 <w:rFonts w:hint="eastAsia"/>
               </w:rPr>
               <w:t>王文净</w:t>
             </w:r>
-            <w:proofErr w:type="spellEnd"/>
           </w:p>
         </w:tc>
         <w:tc>
@@ -5725,7 +5532,6 @@
             <w:tcW w:w="3652" w:type="dxa"/>
           </w:tcPr>
           <w:p>
-            <w:proofErr w:type="spellStart"/>
             <w:r>
               <w:t>C</w:t>
             </w:r>
@@ -5741,21 +5547,18 @@
               </w:rPr>
               <w:t>在接收</w:t>
             </w:r>
-            <w:proofErr w:type="spellEnd"/>
             <w:r>
               <w:rPr>
                 <w:rFonts w:hint="eastAsia"/>
               </w:rPr>
               <w:t>/</w:t>
             </w:r>
-            <w:proofErr w:type="spellStart"/>
             <w:r>
               <w:rPr>
                 <w:rFonts w:hint="eastAsia"/>
               </w:rPr>
               <w:t>发送消息互斥</w:t>
             </w:r>
-            <w:proofErr w:type="spellEnd"/>
           </w:p>
         </w:tc>
         <w:tc>
@@ -5763,14 +5566,12 @@
             <w:tcW w:w="992" w:type="dxa"/>
           </w:tcPr>
           <w:p>
-            <w:proofErr w:type="spellStart"/>
             <w:r>
               <w:rPr>
                 <w:rFonts w:hint="eastAsia"/>
               </w:rPr>
               <w:t>许建辉</w:t>
             </w:r>
-            <w:proofErr w:type="spellEnd"/>
           </w:p>
         </w:tc>
         <w:tc>
@@ -5797,7 +5598,6 @@
             <w:tcW w:w="1818" w:type="dxa"/>
           </w:tcPr>
           <w:p>
-            <w:proofErr w:type="spellStart"/>
             <w:r>
               <w:rPr>
                 <w:rFonts w:hint="eastAsia"/>
@@ -5810,7 +5610,6 @@
               </w:rPr>
               <w:t>驱动开始</w:t>
             </w:r>
-            <w:proofErr w:type="spellEnd"/>
           </w:p>
           <w:p/>
         </w:tc>
@@ -5852,14 +5651,12 @@
           <w:numId w:val="1"/>
         </w:numPr>
       </w:pPr>
-      <w:proofErr w:type="spellStart"/>
       <w:r>
         <w:rPr>
           <w:rFonts w:hint="eastAsia"/>
         </w:rPr>
         <w:t>任务归档</w:t>
       </w:r>
-      <w:proofErr w:type="spellEnd"/>
     </w:p>
     <w:tbl>
       <w:tblPr>
@@ -5893,7 +5690,6 @@
                 <w:b/>
               </w:rPr>
             </w:pPr>
-            <w:proofErr w:type="spellStart"/>
             <w:r>
               <w:rPr>
                 <w:rFonts w:hint="eastAsia"/>
@@ -5901,7 +5697,6 @@
               </w:rPr>
               <w:t>任务描述</w:t>
             </w:r>
-            <w:proofErr w:type="spellEnd"/>
           </w:p>
         </w:tc>
         <w:tc>
@@ -5914,7 +5709,6 @@
                 <w:b/>
               </w:rPr>
             </w:pPr>
-            <w:proofErr w:type="spellStart"/>
             <w:r>
               <w:rPr>
                 <w:rFonts w:hint="eastAsia"/>
@@ -5922,7 +5716,6 @@
               </w:rPr>
               <w:t>责任人</w:t>
             </w:r>
-            <w:proofErr w:type="spellEnd"/>
           </w:p>
         </w:tc>
         <w:tc>
@@ -5935,7 +5728,6 @@
                 <w:b/>
               </w:rPr>
             </w:pPr>
-            <w:proofErr w:type="spellStart"/>
             <w:r>
               <w:rPr>
                 <w:rFonts w:hint="eastAsia"/>
@@ -5943,7 +5735,6 @@
               </w:rPr>
               <w:t>开始时间</w:t>
             </w:r>
-            <w:proofErr w:type="spellEnd"/>
           </w:p>
         </w:tc>
         <w:tc>
@@ -5956,7 +5747,6 @@
                 <w:b/>
               </w:rPr>
             </w:pPr>
-            <w:proofErr w:type="spellStart"/>
             <w:r>
               <w:rPr>
                 <w:rFonts w:hint="eastAsia"/>
@@ -5964,7 +5754,6 @@
               </w:rPr>
               <w:t>结束时间</w:t>
             </w:r>
-            <w:proofErr w:type="spellEnd"/>
           </w:p>
         </w:tc>
         <w:tc>
@@ -5977,7 +5766,6 @@
                 <w:b/>
               </w:rPr>
             </w:pPr>
-            <w:proofErr w:type="spellStart"/>
             <w:r>
               <w:rPr>
                 <w:rFonts w:hint="eastAsia"/>
@@ -5985,7 +5773,6 @@
               </w:rPr>
               <w:t>进度</w:t>
             </w:r>
-            <w:proofErr w:type="spellEnd"/>
           </w:p>
         </w:tc>
       </w:tr>
@@ -6029,14 +5816,12 @@
                 <w:tab w:val="left" w:pos="450"/>
               </w:tabs>
             </w:pPr>
-            <w:proofErr w:type="spellStart"/>
             <w:r>
               <w:rPr>
                 <w:rFonts w:hint="eastAsia"/>
               </w:rPr>
               <w:t>何嘉文</w:t>
             </w:r>
-            <w:proofErr w:type="spellEnd"/>
           </w:p>
         </w:tc>
         <w:tc>
@@ -6380,14 +6165,7 @@
               <w:rPr>
                 <w:rFonts w:hint="eastAsia"/>
               </w:rPr>
-              <w:t xml:space="preserve">equoia </w:t>
-            </w:r>
-            <w:proofErr w:type="spellStart"/>
-            <w:r>
-              <w:rPr>
-                <w:rFonts w:hint="eastAsia"/>
-              </w:rPr>
-              <w:t>sql</w:t>
+              <w:t>equoia sql</w:t>
             </w:r>
             <w:r>
               <w:rPr>
@@ -6395,7 +6173,6 @@
               </w:rPr>
               <w:t>安装</w:t>
             </w:r>
-            <w:proofErr w:type="spellEnd"/>
           </w:p>
         </w:tc>
         <w:tc>
@@ -6408,14 +6185,12 @@
                 <w:tab w:val="left" w:pos="450"/>
               </w:tabs>
             </w:pPr>
-            <w:proofErr w:type="spellStart"/>
             <w:r>
               <w:rPr>
                 <w:rFonts w:hint="eastAsia"/>
               </w:rPr>
               <w:t>何嘉文</w:t>
             </w:r>
-            <w:proofErr w:type="spellEnd"/>
           </w:p>
           <w:p>
             <w:pPr>
@@ -6423,14 +6198,12 @@
                 <w:tab w:val="left" w:pos="450"/>
               </w:tabs>
             </w:pPr>
-            <w:proofErr w:type="spellStart"/>
             <w:r>
               <w:rPr>
                 <w:rFonts w:hint="eastAsia"/>
               </w:rPr>
               <w:t>李伟超</w:t>
             </w:r>
-            <w:proofErr w:type="spellEnd"/>
           </w:p>
         </w:tc>
         <w:tc>
@@ -6492,7 +6265,6 @@
                 <w:lang w:eastAsia="zh-CN"/>
               </w:rPr>
             </w:pPr>
-            <w:proofErr w:type="spellStart"/>
             <w:r>
               <w:rPr>
                 <w:rFonts w:hint="eastAsia"/>
@@ -6501,7 +6273,6 @@
               </w:rPr>
               <w:t>php</w:t>
             </w:r>
-            <w:proofErr w:type="spellEnd"/>
             <w:r>
               <w:rPr>
                 <w:rFonts w:hint="eastAsia"/>
@@ -6541,7 +6312,6 @@
                 <w:color w:val="000000" w:themeColor="text1"/>
               </w:rPr>
             </w:pPr>
-            <w:proofErr w:type="spellStart"/>
             <w:r>
               <w:rPr>
                 <w:rFonts w:hint="eastAsia"/>
@@ -6549,7 +6319,6 @@
               </w:rPr>
               <w:t>何嘉文</w:t>
             </w:r>
-            <w:proofErr w:type="spellEnd"/>
           </w:p>
         </w:tc>
         <w:tc>
@@ -6595,7 +6364,6 @@
                 <w:color w:val="000000" w:themeColor="text1"/>
               </w:rPr>
             </w:pPr>
-            <w:proofErr w:type="spellStart"/>
             <w:r>
               <w:rPr>
                 <w:rFonts w:hint="eastAsia"/>
@@ -6603,7 +6371,6 @@
               </w:rPr>
               <w:t>完成</w:t>
             </w:r>
-            <w:proofErr w:type="spellEnd"/>
           </w:p>
         </w:tc>
       </w:tr>
@@ -6621,7 +6388,6 @@
                 <w:color w:val="000000" w:themeColor="text1"/>
               </w:rPr>
             </w:pPr>
-            <w:proofErr w:type="spellStart"/>
             <w:r>
               <w:rPr>
                 <w:rFonts w:hint="eastAsia"/>
@@ -6650,7 +6416,6 @@
               </w:rPr>
               <w:t>类型</w:t>
             </w:r>
-            <w:proofErr w:type="spellEnd"/>
           </w:p>
         </w:tc>
         <w:tc>
@@ -6666,7 +6431,6 @@
                 <w:color w:val="000000" w:themeColor="text1"/>
               </w:rPr>
             </w:pPr>
-            <w:proofErr w:type="spellStart"/>
             <w:r>
               <w:rPr>
                 <w:rFonts w:hint="eastAsia"/>
@@ -6674,7 +6438,6 @@
               </w:rPr>
               <w:t>何嘉文</w:t>
             </w:r>
-            <w:proofErr w:type="spellEnd"/>
           </w:p>
         </w:tc>
         <w:tc>
@@ -6721,7 +6484,6 @@
                 <w:color w:val="000000" w:themeColor="text1"/>
               </w:rPr>
             </w:pPr>
-            <w:proofErr w:type="spellStart"/>
             <w:r>
               <w:rPr>
                 <w:rFonts w:hint="eastAsia"/>
@@ -6729,7 +6491,6 @@
               </w:rPr>
               <w:t>完成</w:t>
             </w:r>
-            <w:proofErr w:type="spellEnd"/>
           </w:p>
         </w:tc>
       </w:tr>
@@ -6747,7 +6508,6 @@
                 <w:color w:val="000000" w:themeColor="text1"/>
               </w:rPr>
             </w:pPr>
-            <w:proofErr w:type="spellStart"/>
             <w:r>
               <w:rPr>
                 <w:rFonts w:hint="eastAsia"/>
@@ -6767,15 +6527,7 @@
                 <w:rFonts w:hint="eastAsia"/>
                 <w:color w:val="000000" w:themeColor="text1"/>
               </w:rPr>
-              <w:t>zlib</w:t>
-            </w:r>
-            <w:proofErr w:type="spellEnd"/>
-            <w:r>
-              <w:rPr>
-                <w:rFonts w:hint="eastAsia"/>
-                <w:color w:val="000000" w:themeColor="text1"/>
-              </w:rPr>
-              <w:t>/lz4</w:t>
+              <w:t>zlib/lz4</w:t>
             </w:r>
             <w:r>
               <w:rPr>
@@ -6799,7 +6551,6 @@
                 <w:color w:val="000000" w:themeColor="text1"/>
               </w:rPr>
             </w:pPr>
-            <w:proofErr w:type="spellStart"/>
             <w:r>
               <w:rPr>
                 <w:rFonts w:hint="eastAsia"/>
@@ -6807,7 +6558,6 @@
               </w:rPr>
               <w:t>杨上德</w:t>
             </w:r>
-            <w:proofErr w:type="spellEnd"/>
           </w:p>
         </w:tc>
         <w:tc>
@@ -6854,7 +6604,6 @@
                 <w:color w:val="000000" w:themeColor="text1"/>
               </w:rPr>
             </w:pPr>
-            <w:proofErr w:type="spellStart"/>
             <w:r>
               <w:rPr>
                 <w:rFonts w:hint="eastAsia"/>
@@ -6862,7 +6611,6 @@
               </w:rPr>
               <w:t>完成</w:t>
             </w:r>
-            <w:proofErr w:type="spellEnd"/>
           </w:p>
         </w:tc>
       </w:tr>
@@ -6877,7 +6625,6 @@
                 <w:tab w:val="left" w:pos="2231"/>
               </w:tabs>
             </w:pPr>
-            <w:proofErr w:type="spellStart"/>
             <w:r>
               <w:rPr>
                 <w:rFonts w:hint="eastAsia"/>
@@ -6890,7 +6637,6 @@
               </w:rPr>
               <w:t>bug</w:t>
             </w:r>
-            <w:proofErr w:type="spellEnd"/>
           </w:p>
         </w:tc>
         <w:tc>
@@ -6903,14 +6649,12 @@
                 <w:tab w:val="left" w:pos="450"/>
               </w:tabs>
             </w:pPr>
-            <w:proofErr w:type="spellStart"/>
             <w:r>
               <w:rPr>
                 <w:rFonts w:hint="eastAsia"/>
               </w:rPr>
               <w:t>何嘉文</w:t>
             </w:r>
-            <w:proofErr w:type="spellEnd"/>
           </w:p>
         </w:tc>
         <w:tc>
@@ -7030,14 +6774,12 @@
                 <w:color w:val="D8D8D8"/>
               </w:rPr>
             </w:pPr>
-            <w:proofErr w:type="spellStart"/>
             <w:r>
               <w:rPr>
                 <w:rFonts w:hint="eastAsia"/>
               </w:rPr>
               <w:t>吴易达</w:t>
             </w:r>
-            <w:proofErr w:type="spellEnd"/>
           </w:p>
         </w:tc>
         <w:tc>
@@ -7080,14 +6822,12 @@
                 <w:color w:val="D8D8D8"/>
               </w:rPr>
             </w:pPr>
-            <w:proofErr w:type="spellStart"/>
             <w:r>
               <w:rPr>
                 <w:rFonts w:hint="eastAsia"/>
               </w:rPr>
               <w:t>已完成</w:t>
             </w:r>
-            <w:proofErr w:type="spellEnd"/>
           </w:p>
         </w:tc>
       </w:tr>
@@ -7102,7 +6842,6 @@
                 <w:tab w:val="left" w:pos="2231"/>
               </w:tabs>
             </w:pPr>
-            <w:proofErr w:type="spellStart"/>
             <w:r>
               <w:rPr>
                 <w:rFonts w:hint="eastAsia"/>
@@ -7113,14 +6852,7 @@
               <w:rPr>
                 <w:rFonts w:hint="eastAsia"/>
               </w:rPr>
-              <w:t>CI</w:t>
-            </w:r>
-            <w:proofErr w:type="spellEnd"/>
-            <w:r>
-              <w:rPr>
-                <w:rFonts w:hint="eastAsia"/>
-              </w:rPr>
-              <w:t xml:space="preserve"> 1.12.5</w:t>
+              <w:t>CI 1.12.5</w:t>
             </w:r>
             <w:r>
               <w:rPr>
@@ -7152,14 +6884,12 @@
                 <w:tab w:val="left" w:pos="450"/>
               </w:tabs>
             </w:pPr>
-            <w:proofErr w:type="spellStart"/>
             <w:r>
               <w:rPr>
                 <w:rFonts w:hint="eastAsia"/>
               </w:rPr>
               <w:t>吴易达</w:t>
             </w:r>
-            <w:proofErr w:type="spellEnd"/>
           </w:p>
         </w:tc>
         <w:tc>
@@ -7256,14 +6986,12 @@
                 <w:tab w:val="left" w:pos="450"/>
               </w:tabs>
             </w:pPr>
-            <w:proofErr w:type="spellStart"/>
             <w:r>
               <w:rPr>
                 <w:rFonts w:hint="eastAsia"/>
               </w:rPr>
               <w:t>吴易达</w:t>
             </w:r>
-            <w:proofErr w:type="spellEnd"/>
           </w:p>
         </w:tc>
         <w:tc>
@@ -7350,7 +7078,6 @@
             <w:tcW w:w="3529" w:type="dxa"/>
           </w:tcPr>
           <w:p>
-            <w:proofErr w:type="spellStart"/>
             <w:r>
               <w:rPr>
                 <w:rFonts w:hint="eastAsia"/>
@@ -7381,7 +7108,6 @@
               </w:rPr>
               <w:t>的功能对比表</w:t>
             </w:r>
-            <w:proofErr w:type="spellEnd"/>
           </w:p>
         </w:tc>
         <w:tc>
@@ -7389,14 +7115,12 @@
             <w:tcW w:w="1004" w:type="dxa"/>
           </w:tcPr>
           <w:p>
-            <w:proofErr w:type="spellStart"/>
             <w:r>
               <w:rPr>
                 <w:rFonts w:hint="eastAsia"/>
               </w:rPr>
               <w:t>许建辉</w:t>
             </w:r>
-            <w:proofErr w:type="spellEnd"/>
           </w:p>
         </w:tc>
         <w:tc>
@@ -7423,7 +7147,6 @@
             <w:tcW w:w="1935" w:type="dxa"/>
           </w:tcPr>
           <w:p>
-            <w:proofErr w:type="spellStart"/>
             <w:r>
               <w:rPr>
                 <w:rFonts w:hint="eastAsia"/>
@@ -7454,7 +7177,6 @@
               </w:rPr>
               <w:t>功能</w:t>
             </w:r>
-            <w:proofErr w:type="spellEnd"/>
           </w:p>
         </w:tc>
       </w:tr>
@@ -7498,14 +7220,12 @@
             <w:tcW w:w="1004" w:type="dxa"/>
           </w:tcPr>
           <w:p>
-            <w:proofErr w:type="spellStart"/>
             <w:r>
               <w:rPr>
                 <w:rFonts w:hint="eastAsia"/>
               </w:rPr>
               <w:t>王文净</w:t>
             </w:r>
-            <w:proofErr w:type="spellEnd"/>
           </w:p>
         </w:tc>
         <w:tc>
@@ -7539,14 +7259,12 @@
             <w:tcW w:w="1935" w:type="dxa"/>
           </w:tcPr>
           <w:p>
-            <w:proofErr w:type="spellStart"/>
             <w:r>
               <w:rPr>
                 <w:rFonts w:hint="eastAsia"/>
               </w:rPr>
               <w:t>确认后关闭</w:t>
             </w:r>
-            <w:proofErr w:type="spellEnd"/>
           </w:p>
         </w:tc>
       </w:tr>
@@ -7556,7 +7274,6 @@
             <w:tcW w:w="3529" w:type="dxa"/>
           </w:tcPr>
           <w:p>
-            <w:proofErr w:type="spellStart"/>
             <w:r>
               <w:rPr>
                 <w:rFonts w:hint="eastAsia"/>
@@ -7587,10 +7304,8 @@
               </w:rPr>
               <w:t>库冲突</w:t>
             </w:r>
-            <w:proofErr w:type="spellEnd"/>
-          </w:p>
-          <w:p>
-            <w:proofErr w:type="spellStart"/>
+          </w:p>
+          <w:p>
             <w:r>
               <w:rPr>
                 <w:rFonts w:hint="eastAsia"/>
@@ -7615,7 +7330,6 @@
               </w:rPr>
               <w:t>bson</w:t>
             </w:r>
-            <w:proofErr w:type="spellEnd"/>
           </w:p>
         </w:tc>
         <w:tc>
@@ -7623,14 +7337,12 @@
             <w:tcW w:w="1004" w:type="dxa"/>
           </w:tcPr>
           <w:p>
-            <w:proofErr w:type="spellStart"/>
             <w:r>
               <w:rPr>
                 <w:rFonts w:hint="eastAsia"/>
               </w:rPr>
               <w:t>林友滨</w:t>
             </w:r>
-            <w:proofErr w:type="spellEnd"/>
           </w:p>
         </w:tc>
         <w:tc>
@@ -7664,14 +7376,12 @@
             <w:tcW w:w="1935" w:type="dxa"/>
           </w:tcPr>
           <w:p>
-            <w:proofErr w:type="spellStart"/>
             <w:r>
               <w:rPr>
                 <w:rFonts w:hint="eastAsia"/>
               </w:rPr>
               <w:t>待确认</w:t>
             </w:r>
-            <w:proofErr w:type="spellEnd"/>
           </w:p>
         </w:tc>
       </w:tr>
@@ -7681,7 +7391,6 @@
             <w:tcW w:w="3529" w:type="dxa"/>
           </w:tcPr>
           <w:p>
-            <w:proofErr w:type="spellStart"/>
             <w:r>
               <w:rPr>
                 <w:rFonts w:hint="eastAsia"/>
@@ -7694,7 +7403,6 @@
               </w:rPr>
               <w:t>的条件下压</w:t>
             </w:r>
-            <w:proofErr w:type="spellEnd"/>
           </w:p>
         </w:tc>
         <w:tc>
@@ -7707,14 +7415,12 @@
                 <w:tab w:val="left" w:pos="450"/>
               </w:tabs>
             </w:pPr>
-            <w:proofErr w:type="spellStart"/>
             <w:r>
               <w:rPr>
                 <w:rFonts w:hint="eastAsia"/>
               </w:rPr>
               <w:t>林友滨</w:t>
             </w:r>
-            <w:proofErr w:type="spellEnd"/>
           </w:p>
         </w:tc>
         <w:tc>
@@ -7753,14 +7459,12 @@
             <w:tcW w:w="1935" w:type="dxa"/>
           </w:tcPr>
           <w:p>
-            <w:proofErr w:type="spellStart"/>
             <w:r>
               <w:rPr>
                 <w:rFonts w:hint="eastAsia"/>
               </w:rPr>
               <w:t>走到测试</w:t>
             </w:r>
-            <w:proofErr w:type="spellEnd"/>
           </w:p>
         </w:tc>
       </w:tr>
@@ -7774,14 +7478,7 @@
               <w:rPr>
                 <w:rFonts w:hint="eastAsia"/>
               </w:rPr>
-              <w:t>$</w:t>
-            </w:r>
-            <w:proofErr w:type="spellStart"/>
-            <w:r>
-              <w:rPr>
-                <w:rFonts w:hint="eastAsia"/>
-              </w:rPr>
-              <w:t>date</w:t>
+              <w:t>$date</w:t>
             </w:r>
             <w:r>
               <w:rPr>
@@ -7817,14 +7514,7 @@
               <w:rPr>
                 <w:rFonts w:hint="eastAsia"/>
               </w:rPr>
-              <w:t>C</w:t>
-            </w:r>
-            <w:proofErr w:type="spellEnd"/>
-            <w:r>
-              <w:rPr>
-                <w:rFonts w:hint="eastAsia"/>
-              </w:rPr>
-              <w:t>#</w:t>
+              <w:t>C#</w:t>
             </w:r>
           </w:p>
         </w:tc>
@@ -7833,14 +7523,12 @@
             <w:tcW w:w="1004" w:type="dxa"/>
           </w:tcPr>
           <w:p>
-            <w:proofErr w:type="spellStart"/>
             <w:r>
               <w:rPr>
                 <w:rFonts w:hint="eastAsia"/>
               </w:rPr>
               <w:t>谭钊波</w:t>
             </w:r>
-            <w:proofErr w:type="spellEnd"/>
           </w:p>
         </w:tc>
         <w:tc>
@@ -7867,14 +7555,12 @@
             <w:tcW w:w="1935" w:type="dxa"/>
           </w:tcPr>
           <w:p>
-            <w:proofErr w:type="spellStart"/>
             <w:r>
               <w:rPr>
                 <w:rFonts w:hint="eastAsia"/>
               </w:rPr>
               <w:t>完成</w:t>
             </w:r>
-            <w:proofErr w:type="spellEnd"/>
           </w:p>
         </w:tc>
       </w:tr>
@@ -7884,7 +7570,6 @@
             <w:tcW w:w="3529" w:type="dxa"/>
           </w:tcPr>
           <w:p>
-            <w:proofErr w:type="spellStart"/>
             <w:r>
               <w:rPr>
                 <w:rFonts w:hint="eastAsia"/>
@@ -7903,7 +7588,6 @@
               </w:rPr>
               <w:t>验证</w:t>
             </w:r>
-            <w:proofErr w:type="spellEnd"/>
           </w:p>
         </w:tc>
         <w:tc>
@@ -7911,14 +7595,12 @@
             <w:tcW w:w="1004" w:type="dxa"/>
           </w:tcPr>
           <w:p>
-            <w:proofErr w:type="spellStart"/>
             <w:r>
               <w:rPr>
                 <w:rFonts w:hint="eastAsia"/>
               </w:rPr>
               <w:t>刘圳</w:t>
             </w:r>
-            <w:proofErr w:type="spellEnd"/>
           </w:p>
         </w:tc>
         <w:tc>
@@ -7945,14 +7627,12 @@
             <w:tcW w:w="1935" w:type="dxa"/>
           </w:tcPr>
           <w:p>
-            <w:proofErr w:type="spellStart"/>
             <w:r>
               <w:rPr>
                 <w:rFonts w:hint="eastAsia"/>
               </w:rPr>
               <w:t>已同步到分支上</w:t>
             </w:r>
-            <w:proofErr w:type="spellEnd"/>
           </w:p>
         </w:tc>
       </w:tr>
@@ -7962,14 +7642,12 @@
             <w:tcW w:w="3529" w:type="dxa"/>
           </w:tcPr>
           <w:p>
-            <w:proofErr w:type="spellStart"/>
             <w:r>
               <w:rPr>
                 <w:rFonts w:hint="eastAsia"/>
               </w:rPr>
               <w:t>官网文档搜索优化</w:t>
             </w:r>
-            <w:proofErr w:type="spellEnd"/>
           </w:p>
         </w:tc>
         <w:tc>
@@ -7982,14 +7660,12 @@
                 <w:tab w:val="left" w:pos="450"/>
               </w:tabs>
             </w:pPr>
-            <w:proofErr w:type="spellStart"/>
             <w:r>
               <w:rPr>
                 <w:rFonts w:hint="eastAsia"/>
               </w:rPr>
               <w:t>黄伟钢</w:t>
             </w:r>
-            <w:proofErr w:type="spellEnd"/>
           </w:p>
         </w:tc>
         <w:tc>
@@ -8021,14 +7697,12 @@
             <w:tcW w:w="1935" w:type="dxa"/>
           </w:tcPr>
           <w:p>
-            <w:proofErr w:type="spellStart"/>
             <w:r>
               <w:rPr>
                 <w:rFonts w:hint="eastAsia"/>
               </w:rPr>
               <w:t>本周处理</w:t>
             </w:r>
-            <w:proofErr w:type="spellEnd"/>
           </w:p>
         </w:tc>
       </w:tr>
@@ -8038,14 +7712,12 @@
             <w:tcW w:w="3529" w:type="dxa"/>
           </w:tcPr>
           <w:p>
-            <w:proofErr w:type="spellStart"/>
             <w:r>
               <w:rPr>
                 <w:rFonts w:hint="eastAsia"/>
               </w:rPr>
               <w:t>官网底部修改</w:t>
             </w:r>
-            <w:proofErr w:type="spellEnd"/>
           </w:p>
         </w:tc>
         <w:tc>
@@ -8058,14 +7730,12 @@
                 <w:tab w:val="left" w:pos="450"/>
               </w:tabs>
             </w:pPr>
-            <w:proofErr w:type="spellStart"/>
             <w:r>
               <w:rPr>
                 <w:rFonts w:hint="eastAsia"/>
               </w:rPr>
               <w:t>黄伟钢</w:t>
             </w:r>
-            <w:proofErr w:type="spellEnd"/>
           </w:p>
         </w:tc>
         <w:tc>
@@ -8097,14 +7767,12 @@
             <w:tcW w:w="1935" w:type="dxa"/>
           </w:tcPr>
           <w:p>
-            <w:proofErr w:type="spellStart"/>
             <w:r>
               <w:rPr>
                 <w:rFonts w:hint="eastAsia"/>
               </w:rPr>
               <w:t>本周处理</w:t>
             </w:r>
-            <w:proofErr w:type="spellEnd"/>
           </w:p>
         </w:tc>
       </w:tr>
@@ -8114,14 +7782,12 @@
             <w:tcW w:w="3529" w:type="dxa"/>
           </w:tcPr>
           <w:p>
-            <w:proofErr w:type="spellStart"/>
             <w:r>
               <w:rPr>
                 <w:rFonts w:hint="eastAsia"/>
               </w:rPr>
               <w:t>版本安装包升级</w:t>
             </w:r>
-            <w:proofErr w:type="spellEnd"/>
           </w:p>
         </w:tc>
         <w:tc>
@@ -8134,14 +7800,12 @@
                 <w:tab w:val="left" w:pos="450"/>
               </w:tabs>
             </w:pPr>
-            <w:proofErr w:type="spellStart"/>
             <w:r>
               <w:rPr>
                 <w:rFonts w:hint="eastAsia"/>
               </w:rPr>
               <w:t>余婷</w:t>
             </w:r>
-            <w:proofErr w:type="spellEnd"/>
           </w:p>
         </w:tc>
         <w:tc>
@@ -8173,14 +7837,12 @@
             <w:tcW w:w="1935" w:type="dxa"/>
           </w:tcPr>
           <w:p>
-            <w:proofErr w:type="spellStart"/>
             <w:r>
               <w:rPr>
                 <w:rFonts w:hint="eastAsia"/>
               </w:rPr>
               <w:t>问题单回归完成</w:t>
             </w:r>
-            <w:proofErr w:type="spellEnd"/>
           </w:p>
         </w:tc>
       </w:tr>
@@ -8223,14 +7885,12 @@
             <w:tcW w:w="1004" w:type="dxa"/>
           </w:tcPr>
           <w:p>
-            <w:proofErr w:type="spellStart"/>
             <w:r>
               <w:rPr>
                 <w:rFonts w:hint="eastAsia"/>
               </w:rPr>
               <w:t>谭钊波</w:t>
             </w:r>
-            <w:proofErr w:type="spellEnd"/>
           </w:p>
         </w:tc>
         <w:tc>
@@ -8264,14 +7924,12 @@
             <w:tcW w:w="1935" w:type="dxa"/>
           </w:tcPr>
           <w:p>
-            <w:proofErr w:type="spellStart"/>
             <w:r>
               <w:rPr>
                 <w:rFonts w:hint="eastAsia"/>
               </w:rPr>
               <w:t>完成</w:t>
             </w:r>
-            <w:proofErr w:type="spellEnd"/>
           </w:p>
         </w:tc>
       </w:tr>
@@ -8333,14 +7991,12 @@
             <w:tcW w:w="1004" w:type="dxa"/>
           </w:tcPr>
           <w:p>
-            <w:proofErr w:type="spellStart"/>
             <w:r>
               <w:rPr>
                 <w:rFonts w:hint="eastAsia"/>
               </w:rPr>
               <w:t>谭钊波</w:t>
             </w:r>
-            <w:proofErr w:type="spellEnd"/>
           </w:p>
         </w:tc>
         <w:tc>
@@ -8374,14 +8030,12 @@
             <w:tcW w:w="1935" w:type="dxa"/>
           </w:tcPr>
           <w:p>
-            <w:proofErr w:type="spellStart"/>
             <w:r>
               <w:rPr>
                 <w:rFonts w:hint="eastAsia"/>
               </w:rPr>
               <w:t>完成</w:t>
             </w:r>
-            <w:proofErr w:type="spellEnd"/>
           </w:p>
         </w:tc>
       </w:tr>
@@ -8439,14 +8093,12 @@
                 <w:tab w:val="left" w:pos="450"/>
               </w:tabs>
             </w:pPr>
-            <w:proofErr w:type="spellStart"/>
             <w:r>
               <w:rPr>
                 <w:rFonts w:hint="eastAsia"/>
               </w:rPr>
               <w:t>何嘉文</w:t>
             </w:r>
-            <w:proofErr w:type="spellEnd"/>
           </w:p>
         </w:tc>
         <w:tc>
@@ -8485,14 +8137,12 @@
             <w:tcW w:w="1935" w:type="dxa"/>
           </w:tcPr>
           <w:p>
-            <w:proofErr w:type="spellStart"/>
             <w:r>
               <w:rPr>
                 <w:rFonts w:hint="eastAsia"/>
               </w:rPr>
               <w:t>完成</w:t>
             </w:r>
-            <w:proofErr w:type="spellEnd"/>
           </w:p>
         </w:tc>
       </w:tr>
@@ -8510,7 +8160,6 @@
                 <w:color w:val="000000"/>
               </w:rPr>
             </w:pPr>
-            <w:proofErr w:type="spellStart"/>
             <w:r>
               <w:rPr>
                 <w:rFonts w:hint="eastAsia"/>
@@ -8525,7 +8174,6 @@
               </w:rPr>
               <w:t>性能优化</w:t>
             </w:r>
-            <w:proofErr w:type="spellEnd"/>
           </w:p>
         </w:tc>
         <w:tc>
@@ -8538,14 +8186,12 @@
                 <w:tab w:val="left" w:pos="450"/>
               </w:tabs>
             </w:pPr>
-            <w:proofErr w:type="spellStart"/>
             <w:r>
               <w:rPr>
                 <w:rFonts w:hint="eastAsia"/>
               </w:rPr>
               <w:t>许建辉</w:t>
             </w:r>
-            <w:proofErr w:type="spellEnd"/>
           </w:p>
         </w:tc>
         <w:tc>
@@ -8584,14 +8230,12 @@
             <w:tcW w:w="1935" w:type="dxa"/>
           </w:tcPr>
           <w:p>
-            <w:proofErr w:type="spellStart"/>
             <w:r>
               <w:rPr>
                 <w:rFonts w:hint="eastAsia"/>
               </w:rPr>
               <w:t>完成</w:t>
             </w:r>
-            <w:proofErr w:type="spellEnd"/>
           </w:p>
         </w:tc>
       </w:tr>
@@ -8650,14 +8294,12 @@
                 <w:tab w:val="left" w:pos="450"/>
               </w:tabs>
             </w:pPr>
-            <w:proofErr w:type="spellStart"/>
             <w:r>
               <w:rPr>
                 <w:rFonts w:hint="eastAsia"/>
               </w:rPr>
               <w:t>何嘉文</w:t>
             </w:r>
-            <w:proofErr w:type="spellEnd"/>
           </w:p>
         </w:tc>
         <w:tc>
@@ -8707,14 +8349,12 @@
             </w:tcBorders>
           </w:tcPr>
           <w:p>
-            <w:proofErr w:type="spellStart"/>
             <w:r>
               <w:rPr>
                 <w:rFonts w:hint="eastAsia"/>
               </w:rPr>
               <w:t>完成</w:t>
             </w:r>
-            <w:proofErr w:type="spellEnd"/>
           </w:p>
         </w:tc>
       </w:tr>
@@ -8738,7 +8378,6 @@
                 <w:color w:val="000000"/>
               </w:rPr>
             </w:pPr>
-            <w:proofErr w:type="spellStart"/>
             <w:r>
               <w:rPr>
                 <w:color w:val="000000"/>
@@ -8773,7 +8412,6 @@
               </w:rPr>
               <w:t>类型</w:t>
             </w:r>
-            <w:proofErr w:type="spellEnd"/>
           </w:p>
         </w:tc>
         <w:tc>
@@ -8792,14 +8430,12 @@
                 <w:tab w:val="left" w:pos="450"/>
               </w:tabs>
             </w:pPr>
-            <w:proofErr w:type="spellStart"/>
             <w:r>
               <w:rPr>
                 <w:rFonts w:hint="eastAsia"/>
               </w:rPr>
               <w:t>李伟超</w:t>
             </w:r>
-            <w:proofErr w:type="spellEnd"/>
           </w:p>
         </w:tc>
         <w:tc>
@@ -8849,14 +8485,12 @@
             </w:tcBorders>
           </w:tcPr>
           <w:p>
-            <w:proofErr w:type="spellStart"/>
             <w:r>
               <w:rPr>
                 <w:rFonts w:hint="eastAsia"/>
               </w:rPr>
               <w:t>转测</w:t>
             </w:r>
-            <w:proofErr w:type="spellEnd"/>
           </w:p>
         </w:tc>
       </w:tr>
@@ -8923,14 +8557,12 @@
                 <w:tab w:val="left" w:pos="450"/>
               </w:tabs>
             </w:pPr>
-            <w:proofErr w:type="spellStart"/>
             <w:r>
               <w:rPr>
                 <w:rFonts w:hint="eastAsia"/>
               </w:rPr>
               <w:t>何嘉文</w:t>
             </w:r>
-            <w:proofErr w:type="spellEnd"/>
           </w:p>
         </w:tc>
         <w:tc>
@@ -8980,14 +8612,12 @@
             </w:tcBorders>
           </w:tcPr>
           <w:p>
-            <w:proofErr w:type="spellStart"/>
             <w:r>
               <w:rPr>
                 <w:rFonts w:hint="eastAsia"/>
               </w:rPr>
               <w:t>转测</w:t>
             </w:r>
-            <w:proofErr w:type="spellEnd"/>
           </w:p>
         </w:tc>
       </w:tr>
@@ -9011,7 +8641,6 @@
                 <w:color w:val="000000"/>
               </w:rPr>
             </w:pPr>
-            <w:proofErr w:type="spellStart"/>
             <w:r>
               <w:rPr>
                 <w:rFonts w:hint="eastAsia"/>
@@ -9026,7 +8655,6 @@
               </w:rPr>
               <w:t>监控资源页面</w:t>
             </w:r>
-            <w:proofErr w:type="spellEnd"/>
           </w:p>
         </w:tc>
         <w:tc>
@@ -9045,14 +8673,12 @@
                 <w:tab w:val="left" w:pos="450"/>
               </w:tabs>
             </w:pPr>
-            <w:proofErr w:type="spellStart"/>
             <w:r>
               <w:rPr>
                 <w:rFonts w:hint="eastAsia"/>
               </w:rPr>
               <w:t>黄伟钢</w:t>
             </w:r>
-            <w:proofErr w:type="spellEnd"/>
           </w:p>
         </w:tc>
         <w:tc>
@@ -9102,11 +8728,9 @@
             </w:tcBorders>
           </w:tcPr>
           <w:p>
-            <w:proofErr w:type="spellStart"/>
             <w:r>
               <w:t>完成</w:t>
             </w:r>
-            <w:proofErr w:type="spellEnd"/>
           </w:p>
         </w:tc>
       </w:tr>
@@ -9130,7 +8754,6 @@
                 <w:color w:val="000000"/>
               </w:rPr>
             </w:pPr>
-            <w:proofErr w:type="spellStart"/>
             <w:r>
               <w:rPr>
                 <w:color w:val="000000"/>
@@ -9142,46 +8765,36 @@
                 <w:rFonts w:hint="eastAsia"/>
                 <w:color w:val="000000"/>
               </w:rPr>
-              <w:t>son</w:t>
-            </w:r>
-            <w:proofErr w:type="spellEnd"/>
+              <w:t xml:space="preserve">son </w:t>
+            </w:r>
             <w:r>
               <w:rPr>
                 <w:rFonts w:hint="eastAsia"/>
                 <w:color w:val="000000"/>
               </w:rPr>
-              <w:t xml:space="preserve"> </w:t>
-            </w:r>
-            <w:proofErr w:type="spellStart"/>
+              <w:t>支持</w:t>
+            </w:r>
             <w:r>
               <w:rPr>
                 <w:rFonts w:hint="eastAsia"/>
                 <w:color w:val="000000"/>
               </w:rPr>
-              <w:t>支持</w:t>
+              <w:t>numberLong</w:t>
             </w:r>
             <w:r>
               <w:rPr>
                 <w:rFonts w:hint="eastAsia"/>
                 <w:color w:val="000000"/>
               </w:rPr>
-              <w:t>numberLong</w:t>
+              <w:t>的</w:t>
             </w:r>
             <w:r>
               <w:rPr>
                 <w:rFonts w:hint="eastAsia"/>
                 <w:color w:val="000000"/>
               </w:rPr>
-              <w:t>的</w:t>
-            </w:r>
-            <w:r>
-              <w:rPr>
-                <w:rFonts w:hint="eastAsia"/>
-                <w:color w:val="000000"/>
-              </w:rPr>
               <w:t>story</w:t>
             </w:r>
-            <w:proofErr w:type="spellEnd"/>
           </w:p>
         </w:tc>
         <w:tc>
@@ -9200,14 +8813,12 @@
                 <w:tab w:val="left" w:pos="450"/>
               </w:tabs>
             </w:pPr>
-            <w:proofErr w:type="spellStart"/>
             <w:r>
               <w:rPr>
                 <w:rFonts w:hint="eastAsia"/>
               </w:rPr>
               <w:t>谭钊波</w:t>
             </w:r>
-            <w:proofErr w:type="spellEnd"/>
           </w:p>
         </w:tc>
         <w:tc>
@@ -9327,7 +8938,6 @@
                 <w:color w:val="000000"/>
               </w:rPr>
             </w:pPr>
-            <w:proofErr w:type="spellStart"/>
             <w:r>
               <w:rPr>
                 <w:rFonts w:hint="eastAsia"/>
@@ -9335,7 +8945,6 @@
               </w:rPr>
               <w:t>数据压缩优化</w:t>
             </w:r>
-            <w:proofErr w:type="spellEnd"/>
           </w:p>
         </w:tc>
         <w:tc>
@@ -9354,14 +8963,12 @@
                 <w:tab w:val="left" w:pos="450"/>
               </w:tabs>
             </w:pPr>
-            <w:proofErr w:type="spellStart"/>
             <w:r>
               <w:rPr>
                 <w:rFonts w:hint="eastAsia"/>
               </w:rPr>
               <w:t>杨上德</w:t>
             </w:r>
-            <w:proofErr w:type="spellEnd"/>
           </w:p>
         </w:tc>
         <w:tc>
@@ -9411,14 +9018,12 @@
             </w:tcBorders>
           </w:tcPr>
           <w:p>
-            <w:proofErr w:type="spellStart"/>
             <w:r>
               <w:rPr>
                 <w:rFonts w:hint="eastAsia"/>
               </w:rPr>
               <w:t>转测</w:t>
             </w:r>
-            <w:proofErr w:type="spellEnd"/>
           </w:p>
         </w:tc>
       </w:tr>
@@ -9477,14 +9082,12 @@
                 <w:tab w:val="left" w:pos="450"/>
               </w:tabs>
             </w:pPr>
-            <w:proofErr w:type="spellStart"/>
             <w:r>
               <w:rPr>
                 <w:rFonts w:hint="eastAsia"/>
               </w:rPr>
               <w:t>陈楚材</w:t>
             </w:r>
-            <w:proofErr w:type="spellEnd"/>
           </w:p>
         </w:tc>
         <w:tc>
@@ -9534,14 +9137,12 @@
             </w:tcBorders>
           </w:tcPr>
           <w:p>
-            <w:proofErr w:type="spellStart"/>
             <w:r>
               <w:rPr>
                 <w:rFonts w:hint="eastAsia"/>
               </w:rPr>
               <w:t>转测</w:t>
             </w:r>
-            <w:proofErr w:type="spellEnd"/>
           </w:p>
         </w:tc>
       </w:tr>
@@ -9600,14 +9201,12 @@
                 <w:tab w:val="left" w:pos="450"/>
               </w:tabs>
             </w:pPr>
-            <w:proofErr w:type="spellStart"/>
             <w:r>
               <w:rPr>
                 <w:rFonts w:hint="eastAsia"/>
               </w:rPr>
               <w:t>黄伟钢</w:t>
             </w:r>
-            <w:proofErr w:type="spellEnd"/>
           </w:p>
         </w:tc>
         <w:tc>
@@ -9657,14 +9256,12 @@
             </w:tcBorders>
           </w:tcPr>
           <w:p>
-            <w:proofErr w:type="spellStart"/>
             <w:r>
               <w:rPr>
                 <w:rFonts w:hint="eastAsia"/>
               </w:rPr>
               <w:t>完成</w:t>
             </w:r>
-            <w:proofErr w:type="spellEnd"/>
           </w:p>
         </w:tc>
       </w:tr>
@@ -9685,7 +9282,6 @@
                 <w:color w:val="000000"/>
               </w:rPr>
             </w:pPr>
-            <w:proofErr w:type="spellStart"/>
             <w:r>
               <w:rPr>
                 <w:rFonts w:hint="eastAsia"/>
@@ -9698,59 +9294,40 @@
                 <w:rFonts w:hint="eastAsia"/>
                 <w:color w:val="000000"/>
               </w:rPr>
-              <w:t>getCS</w:t>
-            </w:r>
-            <w:proofErr w:type="spellEnd"/>
+              <w:t>getCS/getCL</w:t>
+            </w:r>
             <w:r>
               <w:rPr>
                 <w:rFonts w:hint="eastAsia"/>
                 <w:color w:val="000000"/>
               </w:rPr>
-              <w:t>/</w:t>
-            </w:r>
-            <w:proofErr w:type="spellStart"/>
-            <w:r>
-              <w:rPr>
-                <w:rFonts w:hint="eastAsia"/>
+              <w:t>等获取对象优化</w:t>
+            </w:r>
+          </w:p>
+        </w:tc>
+        <w:tc>
+          <w:tcPr>
+            <w:tcW w:w="1004" w:type="dxa"/>
+            <w:tcBorders>
+              <w:top w:val="single" w:sz="4" w:space="0" w:color="000000"/>
+              <w:left w:val="single" w:sz="4" w:space="0" w:color="000000"/>
+              <w:bottom w:val="single" w:sz="4" w:space="0" w:color="000000"/>
+              <w:right w:val="single" w:sz="4" w:space="0" w:color="000000"/>
+            </w:tcBorders>
+          </w:tcPr>
+          <w:p>
+            <w:pPr>
+              <w:rPr>
                 <w:color w:val="000000"/>
               </w:rPr>
-              <w:t>getCL</w:t>
-            </w:r>
+            </w:pPr>
             <w:r>
               <w:rPr>
                 <w:rFonts w:hint="eastAsia"/>
                 <w:color w:val="000000"/>
               </w:rPr>
-              <w:t>等获取对象优化</w:t>
-            </w:r>
-            <w:proofErr w:type="spellEnd"/>
-          </w:p>
-        </w:tc>
-        <w:tc>
-          <w:tcPr>
-            <w:tcW w:w="1004" w:type="dxa"/>
-            <w:tcBorders>
-              <w:top w:val="single" w:sz="4" w:space="0" w:color="000000"/>
-              <w:left w:val="single" w:sz="4" w:space="0" w:color="000000"/>
-              <w:bottom w:val="single" w:sz="4" w:space="0" w:color="000000"/>
-              <w:right w:val="single" w:sz="4" w:space="0" w:color="000000"/>
-            </w:tcBorders>
-          </w:tcPr>
-          <w:p>
-            <w:pPr>
-              <w:rPr>
-                <w:color w:val="000000"/>
-              </w:rPr>
-            </w:pPr>
-            <w:proofErr w:type="spellStart"/>
-            <w:r>
-              <w:rPr>
-                <w:rFonts w:hint="eastAsia"/>
-                <w:color w:val="000000"/>
-              </w:rPr>
               <w:t>谭钊波</w:t>
             </w:r>
-            <w:proofErr w:type="spellEnd"/>
           </w:p>
         </w:tc>
         <w:tc>
@@ -9852,7 +9429,6 @@
                 <w:color w:val="000000"/>
               </w:rPr>
             </w:pPr>
-            <w:proofErr w:type="spellStart"/>
             <w:r>
               <w:rPr>
                 <w:rFonts w:hint="eastAsia"/>
@@ -9861,7 +9437,6 @@
               <w:lastRenderedPageBreak/>
               <w:t>数据迁移的文档</w:t>
             </w:r>
-            <w:proofErr w:type="spellEnd"/>
           </w:p>
         </w:tc>
         <w:tc>
@@ -9883,7 +9458,6 @@
                 <w:color w:val="000000"/>
               </w:rPr>
             </w:pPr>
-            <w:proofErr w:type="spellStart"/>
             <w:r>
               <w:rPr>
                 <w:rFonts w:hint="eastAsia"/>
@@ -9891,7 +9465,6 @@
               </w:rPr>
               <w:t>杨上德</w:t>
             </w:r>
-            <w:proofErr w:type="spellEnd"/>
           </w:p>
         </w:tc>
         <w:tc>
@@ -9976,7 +9549,6 @@
                 <w:color w:val="000000" w:themeColor="text1"/>
               </w:rPr>
             </w:pPr>
-            <w:proofErr w:type="spellStart"/>
             <w:r>
               <w:rPr>
                 <w:rFonts w:hint="eastAsia"/>
@@ -9998,7 +9570,6 @@
               </w:rPr>
               <w:t>连接池</w:t>
             </w:r>
-            <w:proofErr w:type="spellEnd"/>
           </w:p>
         </w:tc>
         <w:tc>
@@ -10017,7 +9588,6 @@
                 <w:color w:val="000000" w:themeColor="text1"/>
               </w:rPr>
             </w:pPr>
-            <w:proofErr w:type="spellStart"/>
             <w:r>
               <w:rPr>
                 <w:rFonts w:hint="eastAsia"/>
@@ -10025,7 +9595,6 @@
               </w:rPr>
               <w:t>谭钊波</w:t>
             </w:r>
-            <w:proofErr w:type="spellEnd"/>
           </w:p>
         </w:tc>
         <w:tc>
@@ -10146,7 +9715,6 @@
                 <w:color w:val="000000" w:themeColor="text1"/>
               </w:rPr>
             </w:pPr>
-            <w:proofErr w:type="spellStart"/>
             <w:r>
               <w:rPr>
                 <w:rFonts w:hint="eastAsia"/>
@@ -10161,7 +9729,6 @@
               </w:rPr>
               <w:t>OM</w:t>
             </w:r>
-            <w:proofErr w:type="spellEnd"/>
           </w:p>
         </w:tc>
         <w:tc>
@@ -10180,7 +9747,6 @@
                 <w:color w:val="000000" w:themeColor="text1"/>
               </w:rPr>
             </w:pPr>
-            <w:proofErr w:type="spellStart"/>
             <w:r>
               <w:rPr>
                 <w:rFonts w:hint="eastAsia"/>
@@ -10188,7 +9754,6 @@
               </w:rPr>
               <w:t>谭钊波</w:t>
             </w:r>
-            <w:proofErr w:type="spellEnd"/>
           </w:p>
         </w:tc>
         <w:tc>
@@ -10251,7 +9816,6 @@
                 <w:color w:val="000000" w:themeColor="text1"/>
               </w:rPr>
             </w:pPr>
-            <w:proofErr w:type="spellStart"/>
             <w:r>
               <w:rPr>
                 <w:rFonts w:hint="eastAsia"/>
@@ -10259,7 +9823,6 @@
               </w:rPr>
               <w:t>完成</w:t>
             </w:r>
-            <w:proofErr w:type="spellEnd"/>
           </w:p>
         </w:tc>
       </w:tr>
@@ -10290,7 +9853,6 @@
               </w:rPr>
               <w:t xml:space="preserve">OM </w:t>
             </w:r>
-            <w:proofErr w:type="spellStart"/>
             <w:r>
               <w:rPr>
                 <w:rFonts w:hint="eastAsia"/>
@@ -10298,7 +9860,6 @@
               </w:rPr>
               <w:t>部署新主页</w:t>
             </w:r>
-            <w:proofErr w:type="spellEnd"/>
           </w:p>
         </w:tc>
         <w:tc>
@@ -10320,7 +9881,6 @@
                 <w:color w:val="000000" w:themeColor="text1"/>
               </w:rPr>
             </w:pPr>
-            <w:proofErr w:type="spellStart"/>
             <w:r>
               <w:rPr>
                 <w:rFonts w:hint="eastAsia"/>
@@ -10328,7 +9888,6 @@
               </w:rPr>
               <w:t>何嘉文</w:t>
             </w:r>
-            <w:proofErr w:type="spellEnd"/>
           </w:p>
         </w:tc>
         <w:tc>
@@ -10393,7 +9952,6 @@
                 <w:color w:val="000000" w:themeColor="text1"/>
               </w:rPr>
             </w:pPr>
-            <w:proofErr w:type="spellStart"/>
             <w:r>
               <w:rPr>
                 <w:rFonts w:hint="eastAsia"/>
@@ -10401,7 +9959,6 @@
               </w:rPr>
               <w:t>完成</w:t>
             </w:r>
-            <w:proofErr w:type="spellEnd"/>
           </w:p>
         </w:tc>
       </w:tr>
@@ -10411,7 +9968,6 @@
             <w:tcW w:w="3529" w:type="dxa"/>
           </w:tcPr>
           <w:p>
-            <w:proofErr w:type="spellStart"/>
             <w:r>
               <w:rPr>
                 <w:rFonts w:hint="eastAsia"/>
@@ -10430,7 +9986,6 @@
               </w:rPr>
               <w:t>包</w:t>
             </w:r>
-            <w:proofErr w:type="spellEnd"/>
           </w:p>
         </w:tc>
         <w:tc>
@@ -10438,14 +9993,12 @@
             <w:tcW w:w="1004" w:type="dxa"/>
           </w:tcPr>
           <w:p>
-            <w:proofErr w:type="spellStart"/>
             <w:r>
               <w:rPr>
                 <w:rFonts w:hint="eastAsia"/>
               </w:rPr>
               <w:t>余婷</w:t>
             </w:r>
-            <w:proofErr w:type="spellEnd"/>
           </w:p>
         </w:tc>
         <w:tc>
@@ -10472,14 +10025,12 @@
             <w:tcW w:w="1935" w:type="dxa"/>
           </w:tcPr>
           <w:p>
-            <w:proofErr w:type="spellStart"/>
             <w:r>
               <w:rPr>
                 <w:rFonts w:hint="eastAsia"/>
               </w:rPr>
               <w:t>完成</w:t>
             </w:r>
-            <w:proofErr w:type="spellEnd"/>
           </w:p>
         </w:tc>
       </w:tr>
@@ -10497,7 +10048,6 @@
                 <w:color w:val="000000"/>
               </w:rPr>
             </w:pPr>
-            <w:proofErr w:type="spellStart"/>
             <w:r>
               <w:rPr>
                 <w:rFonts w:hint="eastAsia"/>
@@ -10512,7 +10062,6 @@
               </w:rPr>
               <w:t>驱动连接池</w:t>
             </w:r>
-            <w:proofErr w:type="spellEnd"/>
           </w:p>
         </w:tc>
         <w:tc>
@@ -10528,7 +10077,6 @@
                 <w:color w:val="000000"/>
               </w:rPr>
             </w:pPr>
-            <w:proofErr w:type="spellStart"/>
             <w:r>
               <w:rPr>
                 <w:rFonts w:hint="eastAsia"/>
@@ -10536,7 +10084,6 @@
               </w:rPr>
               <w:t>李霄剑</w:t>
             </w:r>
-            <w:proofErr w:type="spellEnd"/>
           </w:p>
         </w:tc>
         <w:tc>
@@ -10596,7 +10143,6 @@
                 <w:color w:val="000000"/>
               </w:rPr>
             </w:pPr>
-            <w:proofErr w:type="spellStart"/>
             <w:r>
               <w:rPr>
                 <w:rFonts w:hint="eastAsia"/>
@@ -10604,7 +10150,6 @@
               </w:rPr>
               <w:t>完成</w:t>
             </w:r>
-            <w:proofErr w:type="spellEnd"/>
           </w:p>
         </w:tc>
       </w:tr>
@@ -10622,7 +10167,6 @@
                 <w:color w:val="000000"/>
               </w:rPr>
             </w:pPr>
-            <w:proofErr w:type="spellStart"/>
             <w:r>
               <w:rPr>
                 <w:rFonts w:hint="eastAsia"/>
@@ -10630,7 +10174,6 @@
               </w:rPr>
               <w:t>导出工具重构</w:t>
             </w:r>
-            <w:proofErr w:type="spellEnd"/>
           </w:p>
         </w:tc>
         <w:tc>
@@ -10646,7 +10189,6 @@
                 <w:color w:val="000000"/>
               </w:rPr>
             </w:pPr>
-            <w:proofErr w:type="spellStart"/>
             <w:r>
               <w:rPr>
                 <w:rFonts w:hint="eastAsia"/>
@@ -10654,7 +10196,6 @@
               </w:rPr>
               <w:t>林悦邦</w:t>
             </w:r>
-            <w:proofErr w:type="spellEnd"/>
           </w:p>
         </w:tc>
         <w:tc>
@@ -10708,7 +10249,6 @@
                 <w:color w:val="000000"/>
               </w:rPr>
             </w:pPr>
-            <w:proofErr w:type="spellStart"/>
             <w:r>
               <w:rPr>
                 <w:rFonts w:hint="eastAsia"/>
@@ -10716,7 +10256,6 @@
               </w:rPr>
               <w:t>完成</w:t>
             </w:r>
-            <w:proofErr w:type="spellEnd"/>
           </w:p>
         </w:tc>
       </w:tr>
@@ -10734,7 +10273,6 @@
                 <w:color w:val="000000"/>
               </w:rPr>
             </w:pPr>
-            <w:proofErr w:type="spellStart"/>
             <w:r>
               <w:rPr>
                 <w:rFonts w:hint="eastAsia"/>
@@ -10749,7 +10287,6 @@
               </w:rPr>
               <w:t>持久化</w:t>
             </w:r>
-            <w:proofErr w:type="spellEnd"/>
           </w:p>
         </w:tc>
         <w:tc>
@@ -10765,7 +10302,6 @@
                 <w:color w:val="000000"/>
               </w:rPr>
             </w:pPr>
-            <w:proofErr w:type="spellStart"/>
             <w:r>
               <w:rPr>
                 <w:rFonts w:hint="eastAsia"/>
@@ -10773,7 +10309,6 @@
               </w:rPr>
               <w:t>许建辉</w:t>
             </w:r>
-            <w:proofErr w:type="spellEnd"/>
           </w:p>
         </w:tc>
         <w:tc>
@@ -10820,7 +10355,6 @@
                 <w:color w:val="000000"/>
               </w:rPr>
             </w:pPr>
-            <w:proofErr w:type="spellStart"/>
             <w:r>
               <w:rPr>
                 <w:rFonts w:hint="eastAsia"/>
@@ -10828,7 +10362,6 @@
               </w:rPr>
               <w:t>完成</w:t>
             </w:r>
-            <w:proofErr w:type="spellEnd"/>
           </w:p>
         </w:tc>
       </w:tr>
@@ -10846,7 +10379,6 @@
                 <w:color w:val="000000"/>
               </w:rPr>
             </w:pPr>
-            <w:proofErr w:type="spellStart"/>
             <w:r>
               <w:rPr>
                 <w:rFonts w:hint="eastAsia"/>
@@ -10861,54 +10393,42 @@
               </w:rPr>
               <w:t>重构</w:t>
             </w:r>
-            <w:proofErr w:type="spellEnd"/>
             <w:r>
               <w:rPr>
                 <w:rFonts w:hint="eastAsia"/>
                 <w:color w:val="000000"/>
               </w:rPr>
-              <w:t>/</w:t>
-            </w:r>
-            <w:proofErr w:type="spellStart"/>
+              <w:t>/list</w:t>
+            </w:r>
             <w:r>
               <w:rPr>
                 <w:rFonts w:hint="eastAsia"/>
                 <w:color w:val="000000"/>
               </w:rPr>
-              <w:t>list</w:t>
-            </w:r>
-            <w:r>
-              <w:rPr>
-                <w:rFonts w:hint="eastAsia"/>
+              <w:t>调整</w:t>
+            </w:r>
+          </w:p>
+        </w:tc>
+        <w:tc>
+          <w:tcPr>
+            <w:tcW w:w="1004" w:type="dxa"/>
+          </w:tcPr>
+          <w:p>
+            <w:pPr>
+              <w:tabs>
+                <w:tab w:val="left" w:pos="2231"/>
+              </w:tabs>
+              <w:rPr>
                 <w:color w:val="000000"/>
               </w:rPr>
-              <w:t>调整</w:t>
-            </w:r>
-            <w:proofErr w:type="spellEnd"/>
-          </w:p>
-        </w:tc>
-        <w:tc>
-          <w:tcPr>
-            <w:tcW w:w="1004" w:type="dxa"/>
-          </w:tcPr>
-          <w:p>
-            <w:pPr>
-              <w:tabs>
-                <w:tab w:val="left" w:pos="2231"/>
-              </w:tabs>
-              <w:rPr>
+            </w:pPr>
+            <w:r>
+              <w:rPr>
+                <w:rFonts w:hint="eastAsia"/>
                 <w:color w:val="000000"/>
               </w:rPr>
-            </w:pPr>
-            <w:proofErr w:type="spellStart"/>
-            <w:r>
-              <w:rPr>
-                <w:rFonts w:hint="eastAsia"/>
-                <w:color w:val="000000"/>
-              </w:rPr>
               <w:t>许建辉</w:t>
             </w:r>
-            <w:proofErr w:type="spellEnd"/>
           </w:p>
         </w:tc>
         <w:tc>
@@ -10969,7 +10489,6 @@
                 <w:color w:val="000000"/>
               </w:rPr>
             </w:pPr>
-            <w:proofErr w:type="spellStart"/>
             <w:r>
               <w:rPr>
                 <w:rFonts w:hint="eastAsia"/>
@@ -10977,7 +10496,6 @@
               </w:rPr>
               <w:t>完成</w:t>
             </w:r>
-            <w:proofErr w:type="spellEnd"/>
           </w:p>
         </w:tc>
       </w:tr>
@@ -11019,7 +10537,6 @@
                 <w:color w:val="000000"/>
               </w:rPr>
             </w:pPr>
-            <w:proofErr w:type="spellStart"/>
             <w:r>
               <w:rPr>
                 <w:rFonts w:hint="eastAsia"/>
@@ -11027,7 +10544,6 @@
               </w:rPr>
               <w:t>许建辉</w:t>
             </w:r>
-            <w:proofErr w:type="spellEnd"/>
           </w:p>
         </w:tc>
         <w:tc>
@@ -11106,7 +10622,6 @@
                 <w:color w:val="000000"/>
               </w:rPr>
             </w:pPr>
-            <w:proofErr w:type="spellStart"/>
             <w:r>
               <w:rPr>
                 <w:rFonts w:hint="eastAsia"/>
@@ -11114,7 +10629,6 @@
               </w:rPr>
               <w:t>售前演示场景</w:t>
             </w:r>
-            <w:proofErr w:type="spellEnd"/>
           </w:p>
         </w:tc>
         <w:tc>
@@ -11130,7 +10644,6 @@
                 <w:color w:val="000000"/>
               </w:rPr>
             </w:pPr>
-            <w:proofErr w:type="spellStart"/>
             <w:r>
               <w:rPr>
                 <w:rFonts w:hint="eastAsia"/>
@@ -11138,7 +10651,6 @@
               </w:rPr>
               <w:t>何嘉文</w:t>
             </w:r>
-            <w:proofErr w:type="spellEnd"/>
           </w:p>
         </w:tc>
         <w:tc>
@@ -11218,7 +10730,6 @@
                 <w:color w:val="000000"/>
               </w:rPr>
             </w:pPr>
-            <w:proofErr w:type="spellStart"/>
             <w:r>
               <w:rPr>
                 <w:rFonts w:hint="eastAsia"/>
@@ -11240,7 +10751,6 @@
               </w:rPr>
               <w:t>驱动</w:t>
             </w:r>
-            <w:proofErr w:type="spellEnd"/>
           </w:p>
         </w:tc>
         <w:tc>
@@ -11256,7 +10766,6 @@
                 <w:color w:val="000000"/>
               </w:rPr>
             </w:pPr>
-            <w:proofErr w:type="spellStart"/>
             <w:r>
               <w:rPr>
                 <w:rFonts w:hint="eastAsia"/>
@@ -11264,7 +10773,6 @@
               </w:rPr>
               <w:t>谭钊波</w:t>
             </w:r>
-            <w:proofErr w:type="spellEnd"/>
           </w:p>
         </w:tc>
         <w:tc>
@@ -11311,7 +10819,6 @@
                 <w:color w:val="000000"/>
               </w:rPr>
             </w:pPr>
-            <w:proofErr w:type="spellStart"/>
             <w:r>
               <w:rPr>
                 <w:rFonts w:hint="eastAsia"/>
@@ -11319,7 +10826,6 @@
               </w:rPr>
               <w:t>完成</w:t>
             </w:r>
-            <w:proofErr w:type="spellEnd"/>
           </w:p>
         </w:tc>
       </w:tr>
@@ -11352,66 +10858,46 @@
                 <w:color w:val="000000"/>
                 <w:lang w:eastAsia="zh-CN"/>
               </w:rPr>
-              <w:t>(</w:t>
-            </w:r>
-            <w:proofErr w:type="spellStart"/>
+              <w:t>(rc/</w:t>
+            </w:r>
             <w:r>
               <w:rPr>
                 <w:rFonts w:hint="eastAsia"/>
                 <w:color w:val="000000"/>
                 <w:lang w:eastAsia="zh-CN"/>
               </w:rPr>
-              <w:t>rc</w:t>
-            </w:r>
-            <w:proofErr w:type="spellEnd"/>
+              <w:t>配置参数等</w:t>
+            </w:r>
             <w:r>
               <w:rPr>
                 <w:rFonts w:hint="eastAsia"/>
                 <w:color w:val="000000"/>
                 <w:lang w:eastAsia="zh-CN"/>
               </w:rPr>
-              <w:t>/</w:t>
-            </w:r>
-            <w:r>
-              <w:rPr>
-                <w:rFonts w:hint="eastAsia"/>
+              <w:t>)</w:t>
+            </w:r>
+          </w:p>
+        </w:tc>
+        <w:tc>
+          <w:tcPr>
+            <w:tcW w:w="1004" w:type="dxa"/>
+          </w:tcPr>
+          <w:p>
+            <w:pPr>
+              <w:tabs>
+                <w:tab w:val="left" w:pos="2231"/>
+              </w:tabs>
+              <w:rPr>
                 <w:color w:val="000000"/>
-                <w:lang w:eastAsia="zh-CN"/>
-              </w:rPr>
-              <w:t>配置参数等</w:t>
-            </w:r>
+              </w:rPr>
+            </w:pPr>
             <w:r>
               <w:rPr>
                 <w:rFonts w:hint="eastAsia"/>
                 <w:color w:val="000000"/>
-                <w:lang w:eastAsia="zh-CN"/>
-              </w:rPr>
-              <w:t>)</w:t>
-            </w:r>
-          </w:p>
-        </w:tc>
-        <w:tc>
-          <w:tcPr>
-            <w:tcW w:w="1004" w:type="dxa"/>
-          </w:tcPr>
-          <w:p>
-            <w:pPr>
-              <w:tabs>
-                <w:tab w:val="left" w:pos="2231"/>
-              </w:tabs>
-              <w:rPr>
-                <w:color w:val="000000"/>
-              </w:rPr>
-            </w:pPr>
-            <w:proofErr w:type="spellStart"/>
-            <w:r>
-              <w:rPr>
-                <w:rFonts w:hint="eastAsia"/>
-                <w:color w:val="000000"/>
               </w:rPr>
               <w:t>李伟超</w:t>
             </w:r>
-            <w:proofErr w:type="spellEnd"/>
           </w:p>
         </w:tc>
         <w:tc>
@@ -11458,7 +10944,6 @@
                 <w:color w:val="000000"/>
               </w:rPr>
             </w:pPr>
-            <w:proofErr w:type="spellStart"/>
             <w:r>
               <w:rPr>
                 <w:rFonts w:hint="eastAsia"/>
@@ -11466,7 +10951,6 @@
               </w:rPr>
               <w:t>完成</w:t>
             </w:r>
-            <w:proofErr w:type="spellEnd"/>
           </w:p>
         </w:tc>
       </w:tr>
@@ -11484,7 +10968,6 @@
                 <w:color w:val="000000"/>
               </w:rPr>
             </w:pPr>
-            <w:proofErr w:type="spellStart"/>
             <w:r>
               <w:rPr>
                 <w:rFonts w:hint="eastAsia"/>
@@ -11506,7 +10989,6 @@
               </w:rPr>
               <w:t>pdf</w:t>
             </w:r>
-            <w:proofErr w:type="spellEnd"/>
           </w:p>
         </w:tc>
         <w:tc>
@@ -11522,7 +11004,6 @@
                 <w:color w:val="000000"/>
               </w:rPr>
             </w:pPr>
-            <w:proofErr w:type="spellStart"/>
             <w:r>
               <w:rPr>
                 <w:rFonts w:hint="eastAsia"/>
@@ -11530,7 +11011,6 @@
               </w:rPr>
               <w:t>何国明</w:t>
             </w:r>
-            <w:proofErr w:type="spellEnd"/>
           </w:p>
         </w:tc>
         <w:tc>
@@ -11584,7 +11064,6 @@
                 <w:color w:val="000000"/>
               </w:rPr>
             </w:pPr>
-            <w:proofErr w:type="spellStart"/>
             <w:r>
               <w:rPr>
                 <w:rFonts w:hint="eastAsia"/>
@@ -11592,7 +11071,6 @@
               </w:rPr>
               <w:t>完成</w:t>
             </w:r>
-            <w:proofErr w:type="spellEnd"/>
           </w:p>
         </w:tc>
       </w:tr>
@@ -11611,7 +11089,6 @@
                 <w:lang w:eastAsia="zh-CN"/>
               </w:rPr>
             </w:pPr>
-            <w:proofErr w:type="spellStart"/>
             <w:r>
               <w:rPr>
                 <w:rFonts w:hint="eastAsia"/>
@@ -11620,7 +11097,6 @@
               </w:rPr>
               <w:t>sdb</w:t>
             </w:r>
-            <w:proofErr w:type="spellEnd"/>
             <w:r>
               <w:rPr>
                 <w:rFonts w:hint="eastAsia"/>
@@ -11644,7 +11120,6 @@
                 <w:color w:val="000000"/>
               </w:rPr>
             </w:pPr>
-            <w:proofErr w:type="spellStart"/>
             <w:r>
               <w:rPr>
                 <w:rFonts w:hint="eastAsia"/>
@@ -11652,7 +11127,6 @@
               </w:rPr>
               <w:t>吴嘉明</w:t>
             </w:r>
-            <w:proofErr w:type="spellEnd"/>
           </w:p>
         </w:tc>
         <w:tc>
@@ -11705,7 +11179,6 @@
                 <w:color w:val="000000"/>
               </w:rPr>
             </w:pPr>
-            <w:proofErr w:type="spellStart"/>
             <w:r>
               <w:rPr>
                 <w:rFonts w:hint="eastAsia"/>
@@ -11713,7 +11186,6 @@
               </w:rPr>
               <w:t>完成</w:t>
             </w:r>
-            <w:proofErr w:type="spellEnd"/>
           </w:p>
         </w:tc>
       </w:tr>
@@ -11732,7 +11204,6 @@
                 <w:lang w:eastAsia="zh-CN"/>
               </w:rPr>
             </w:pPr>
-            <w:proofErr w:type="spellStart"/>
             <w:r>
               <w:rPr>
                 <w:rFonts w:hint="eastAsia"/>
@@ -11741,7 +11212,6 @@
               </w:rPr>
               <w:t>mth</w:t>
             </w:r>
-            <w:proofErr w:type="spellEnd"/>
             <w:r>
               <w:rPr>
                 <w:rFonts w:hint="eastAsia"/>
@@ -11765,7 +11235,6 @@
                 <w:color w:val="000000"/>
               </w:rPr>
             </w:pPr>
-            <w:proofErr w:type="spellStart"/>
             <w:r>
               <w:rPr>
                 <w:rFonts w:hint="eastAsia"/>
@@ -11773,7 +11242,6 @@
               </w:rPr>
               <w:t>林友滨</w:t>
             </w:r>
-            <w:proofErr w:type="spellEnd"/>
           </w:p>
         </w:tc>
         <w:tc>
@@ -11826,7 +11294,6 @@
                 <w:color w:val="000000"/>
               </w:rPr>
             </w:pPr>
-            <w:proofErr w:type="spellStart"/>
             <w:r>
               <w:rPr>
                 <w:rFonts w:hint="eastAsia"/>
@@ -11834,7 +11301,6 @@
               </w:rPr>
               <w:t>完成</w:t>
             </w:r>
-            <w:proofErr w:type="spellEnd"/>
           </w:p>
         </w:tc>
       </w:tr>
@@ -11849,7 +11315,6 @@
                 <w:tab w:val="left" w:pos="2231"/>
               </w:tabs>
             </w:pPr>
-            <w:proofErr w:type="spellStart"/>
             <w:r>
               <w:t>S</w:t>
             </w:r>
@@ -11880,7 +11345,6 @@
               </w:rPr>
               <w:t>类型</w:t>
             </w:r>
-            <w:proofErr w:type="spellEnd"/>
           </w:p>
         </w:tc>
         <w:tc>
@@ -11893,14 +11357,12 @@
                 <w:tab w:val="left" w:pos="450"/>
               </w:tabs>
             </w:pPr>
-            <w:proofErr w:type="spellStart"/>
             <w:r>
               <w:rPr>
                 <w:rFonts w:hint="eastAsia"/>
               </w:rPr>
               <w:t>谭钊波</w:t>
             </w:r>
-            <w:proofErr w:type="spellEnd"/>
           </w:p>
         </w:tc>
         <w:tc>
@@ -11995,14 +11457,12 @@
             <w:tcW w:w="3529" w:type="dxa"/>
           </w:tcPr>
           <w:p>
-            <w:proofErr w:type="spellStart"/>
             <w:r>
               <w:rPr>
                 <w:rFonts w:hint="eastAsia"/>
               </w:rPr>
               <w:t>日志归档与重放</w:t>
             </w:r>
-            <w:proofErr w:type="spellEnd"/>
           </w:p>
         </w:tc>
         <w:tc>
@@ -12010,14 +11470,12 @@
             <w:tcW w:w="1004" w:type="dxa"/>
           </w:tcPr>
           <w:p>
-            <w:proofErr w:type="spellStart"/>
             <w:r>
               <w:rPr>
                 <w:rFonts w:hint="eastAsia"/>
               </w:rPr>
               <w:t>李伟超</w:t>
             </w:r>
-            <w:proofErr w:type="spellEnd"/>
           </w:p>
         </w:tc>
         <w:tc>
@@ -12065,14 +11523,12 @@
             <w:tcW w:w="3529" w:type="dxa"/>
           </w:tcPr>
           <w:p>
-            <w:proofErr w:type="spellStart"/>
             <w:r>
               <w:rPr>
                 <w:rFonts w:hint="eastAsia"/>
               </w:rPr>
               <w:t>元数据一致性方案</w:t>
             </w:r>
-            <w:proofErr w:type="spellEnd"/>
           </w:p>
         </w:tc>
         <w:tc>
@@ -12080,14 +11536,12 @@
             <w:tcW w:w="1004" w:type="dxa"/>
           </w:tcPr>
           <w:p>
-            <w:proofErr w:type="spellStart"/>
             <w:r>
               <w:rPr>
                 <w:rFonts w:hint="eastAsia"/>
               </w:rPr>
               <w:t>何国明</w:t>
             </w:r>
-            <w:proofErr w:type="spellEnd"/>
           </w:p>
         </w:tc>
         <w:tc>
@@ -12131,7 +11585,6 @@
               </w:rPr>
               <w:t>用例上</w:t>
             </w:r>
-            <w:proofErr w:type="spellStart"/>
             <w:r>
               <w:rPr>
                 <w:rFonts w:hint="eastAsia"/>
@@ -12139,7 +11592,6 @@
               </w:rPr>
               <w:t>ci</w:t>
             </w:r>
-            <w:proofErr w:type="spellEnd"/>
           </w:p>
         </w:tc>
       </w:tr>
@@ -12251,7 +11703,6 @@
                 <w:color w:val="000000" w:themeColor="text1"/>
               </w:rPr>
             </w:pPr>
-            <w:proofErr w:type="spellStart"/>
             <w:r>
               <w:rPr>
                 <w:rFonts w:hint="eastAsia"/>
@@ -12267,7 +11718,6 @@
               </w:rPr>
               <w:t>重构优化</w:t>
             </w:r>
-            <w:proofErr w:type="spellEnd"/>
           </w:p>
         </w:tc>
         <w:tc>
@@ -12283,7 +11733,6 @@
                 <w:color w:val="000000" w:themeColor="text1"/>
               </w:rPr>
             </w:pPr>
-            <w:proofErr w:type="spellStart"/>
             <w:r>
               <w:rPr>
                 <w:rFonts w:hint="eastAsia"/>
@@ -12291,7 +11740,6 @@
               </w:rPr>
               <w:t>何嘉文</w:t>
             </w:r>
-            <w:proofErr w:type="spellEnd"/>
           </w:p>
         </w:tc>
         <w:tc>
@@ -12485,7 +11933,6 @@
                 <w:color w:val="000000" w:themeColor="text1"/>
               </w:rPr>
             </w:pPr>
-            <w:proofErr w:type="spellStart"/>
             <w:r>
               <w:rPr>
                 <w:rFonts w:hint="eastAsia"/>
@@ -12493,7 +11940,6 @@
               </w:rPr>
               <w:t>文档流程设计</w:t>
             </w:r>
-            <w:proofErr w:type="spellEnd"/>
           </w:p>
         </w:tc>
         <w:tc>
@@ -12509,7 +11955,6 @@
                 <w:color w:val="000000" w:themeColor="text1"/>
               </w:rPr>
             </w:pPr>
-            <w:proofErr w:type="spellStart"/>
             <w:r>
               <w:rPr>
                 <w:rFonts w:hint="eastAsia"/>
@@ -12517,7 +11962,6 @@
               </w:rPr>
               <w:t>何嘉文</w:t>
             </w:r>
-            <w:proofErr w:type="spellEnd"/>
           </w:p>
         </w:tc>
         <w:tc>
@@ -12564,7 +12008,6 @@
                 <w:color w:val="000000" w:themeColor="text1"/>
               </w:rPr>
             </w:pPr>
-            <w:proofErr w:type="spellStart"/>
             <w:r>
               <w:rPr>
                 <w:rFonts w:hint="eastAsia"/>
@@ -12572,7 +12015,6 @@
               </w:rPr>
               <w:t>已完成</w:t>
             </w:r>
-            <w:proofErr w:type="spellEnd"/>
           </w:p>
         </w:tc>
       </w:tr>
@@ -12622,7 +12064,6 @@
                 <w:color w:val="000000" w:themeColor="text1"/>
               </w:rPr>
             </w:pPr>
-            <w:proofErr w:type="spellStart"/>
             <w:r>
               <w:rPr>
                 <w:rFonts w:hint="eastAsia"/>
@@ -12630,7 +12071,6 @@
               </w:rPr>
               <w:t>何嘉文</w:t>
             </w:r>
-            <w:proofErr w:type="spellEnd"/>
           </w:p>
         </w:tc>
         <w:tc>
@@ -12677,7 +12117,6 @@
                 <w:color w:val="000000" w:themeColor="text1"/>
               </w:rPr>
             </w:pPr>
-            <w:proofErr w:type="spellStart"/>
             <w:r>
               <w:rPr>
                 <w:rFonts w:hint="eastAsia"/>
@@ -12685,7 +12124,6 @@
               </w:rPr>
               <w:t>转测</w:t>
             </w:r>
-            <w:proofErr w:type="spellEnd"/>
           </w:p>
         </w:tc>
       </w:tr>
@@ -12703,7 +12141,6 @@
                 <w:color w:val="000000" w:themeColor="text1"/>
               </w:rPr>
             </w:pPr>
-            <w:proofErr w:type="spellStart"/>
             <w:r>
               <w:rPr>
                 <w:rFonts w:hint="eastAsia"/>
@@ -12718,7 +12155,6 @@
               </w:rPr>
               <w:t>性能监控页面</w:t>
             </w:r>
-            <w:proofErr w:type="spellEnd"/>
           </w:p>
         </w:tc>
         <w:tc>
@@ -12734,7 +12170,6 @@
                 <w:color w:val="000000" w:themeColor="text1"/>
               </w:rPr>
             </w:pPr>
-            <w:proofErr w:type="spellStart"/>
             <w:r>
               <w:rPr>
                 <w:rFonts w:hint="eastAsia"/>
@@ -12742,7 +12177,6 @@
               </w:rPr>
               <w:t>黄伟钢</w:t>
             </w:r>
-            <w:proofErr w:type="spellEnd"/>
           </w:p>
         </w:tc>
         <w:tc>
@@ -12805,7 +12239,6 @@
                 <w:color w:val="000000" w:themeColor="text1"/>
               </w:rPr>
             </w:pPr>
-            <w:proofErr w:type="spellStart"/>
             <w:r>
               <w:rPr>
                 <w:rFonts w:hint="eastAsia"/>
@@ -12820,7 +12253,6 @@
               </w:rPr>
               <w:t>后续功能</w:t>
             </w:r>
-            <w:proofErr w:type="spellEnd"/>
           </w:p>
         </w:tc>
         <w:tc>
@@ -12833,7 +12265,6 @@
                 <w:color w:val="000000" w:themeColor="text1"/>
               </w:rPr>
             </w:pPr>
-            <w:proofErr w:type="spellStart"/>
             <w:r>
               <w:rPr>
                 <w:rFonts w:hint="eastAsia"/>
@@ -12841,7 +12272,6 @@
               </w:rPr>
               <w:t>吴嘉明</w:t>
             </w:r>
-            <w:proofErr w:type="spellEnd"/>
           </w:p>
         </w:tc>
         <w:tc>
@@ -12930,7 +12360,6 @@
                 <w:color w:val="000000" w:themeColor="text1"/>
               </w:rPr>
             </w:pPr>
-            <w:proofErr w:type="spellStart"/>
             <w:r>
               <w:rPr>
                 <w:rFonts w:hint="eastAsia"/>
@@ -12938,7 +12367,6 @@
               </w:rPr>
               <w:t>吴嘉明</w:t>
             </w:r>
-            <w:proofErr w:type="spellEnd"/>
           </w:p>
         </w:tc>
         <w:tc>
@@ -12998,7 +12426,6 @@
                 <w:color w:val="000000" w:themeColor="text1"/>
               </w:rPr>
             </w:pPr>
-            <w:proofErr w:type="spellStart"/>
             <w:r>
               <w:rPr>
                 <w:rFonts w:hint="eastAsia"/>
@@ -13006,7 +12433,6 @@
               </w:rPr>
               <w:t>元数据事务</w:t>
             </w:r>
-            <w:proofErr w:type="spellEnd"/>
           </w:p>
         </w:tc>
         <w:tc>
@@ -13019,7 +12445,6 @@
                 <w:color w:val="000000" w:themeColor="text1"/>
               </w:rPr>
             </w:pPr>
-            <w:proofErr w:type="spellStart"/>
             <w:r>
               <w:rPr>
                 <w:rFonts w:hint="eastAsia"/>
@@ -13027,7 +12452,6 @@
               </w:rPr>
               <w:t>何国明</w:t>
             </w:r>
-            <w:proofErr w:type="spellEnd"/>
           </w:p>
         </w:tc>
         <w:tc>
@@ -13959,7 +13383,6 @@
                 <w:lang w:eastAsia="zh-CN"/>
               </w:rPr>
             </w:pPr>
-            <w:proofErr w:type="spellStart"/>
             <w:r>
               <w:rPr>
                 <w:rFonts w:hint="eastAsia"/>
@@ -13967,7 +13390,6 @@
               </w:rPr>
               <w:t>林友滨</w:t>
             </w:r>
-            <w:proofErr w:type="spellEnd"/>
             <w:r>
               <w:rPr>
                 <w:rFonts w:hint="eastAsia"/>
@@ -14151,7 +13573,6 @@
             </w:tcBorders>
           </w:tcPr>
           <w:p>
-            <w:proofErr w:type="spellStart"/>
             <w:r>
               <w:rPr>
                 <w:rFonts w:hint="eastAsia"/>
@@ -14182,7 +13603,6 @@
               </w:rPr>
               <w:t>word</w:t>
             </w:r>
-            <w:proofErr w:type="spellEnd"/>
           </w:p>
         </w:tc>
         <w:tc>
@@ -14196,14 +13616,12 @@
             </w:tcBorders>
           </w:tcPr>
           <w:p>
-            <w:proofErr w:type="spellStart"/>
             <w:r>
               <w:rPr>
                 <w:rFonts w:hint="eastAsia"/>
               </w:rPr>
               <w:t>林友滨</w:t>
             </w:r>
-            <w:proofErr w:type="spellEnd"/>
           </w:p>
         </w:tc>
         <w:tc>
@@ -14872,7 +14290,6 @@
                 <w:lang w:eastAsia="zh-CN"/>
               </w:rPr>
             </w:pPr>
-            <w:proofErr w:type="spellStart"/>
             <w:r>
               <w:rPr>
                 <w:rFonts w:hint="eastAsia"/>
@@ -14891,7 +14308,6 @@
               </w:rPr>
               <w:t>测试</w:t>
             </w:r>
-            <w:proofErr w:type="spellEnd"/>
           </w:p>
         </w:tc>
         <w:tc>
@@ -14914,14 +14330,12 @@
                 <w:lang w:eastAsia="zh-CN"/>
               </w:rPr>
             </w:pPr>
-            <w:proofErr w:type="spellStart"/>
             <w:r>
               <w:rPr>
                 <w:rFonts w:hint="eastAsia"/>
               </w:rPr>
               <w:t>余婷</w:t>
             </w:r>
-            <w:proofErr w:type="spellEnd"/>
           </w:p>
         </w:tc>
         <w:tc>
@@ -14987,14 +14401,12 @@
                 <w:lang w:eastAsia="zh-CN"/>
               </w:rPr>
             </w:pPr>
-            <w:proofErr w:type="spellStart"/>
             <w:r>
               <w:rPr>
                 <w:rFonts w:hint="eastAsia"/>
               </w:rPr>
               <w:t>完成</w:t>
             </w:r>
-            <w:proofErr w:type="spellEnd"/>
           </w:p>
         </w:tc>
       </w:tr>
@@ -15019,14 +14431,12 @@
                 <w:lang w:eastAsia="zh-CN"/>
               </w:rPr>
             </w:pPr>
-            <w:proofErr w:type="spellStart"/>
             <w:r>
               <w:rPr>
                 <w:rFonts w:hint="eastAsia"/>
               </w:rPr>
               <w:t>访问计划优化</w:t>
             </w:r>
-            <w:proofErr w:type="spellEnd"/>
           </w:p>
         </w:tc>
         <w:tc>
@@ -15049,14 +14459,12 @@
                 <w:lang w:eastAsia="zh-CN"/>
               </w:rPr>
             </w:pPr>
-            <w:proofErr w:type="spellStart"/>
             <w:r>
               <w:rPr>
                 <w:rFonts w:hint="eastAsia"/>
               </w:rPr>
               <w:t>何国明</w:t>
             </w:r>
-            <w:proofErr w:type="spellEnd"/>
           </w:p>
         </w:tc>
         <w:tc>
@@ -15315,14 +14723,12 @@
             </w:tcBorders>
           </w:tcPr>
           <w:p>
-            <w:proofErr w:type="spellStart"/>
             <w:r>
               <w:rPr>
                 <w:rFonts w:hint="eastAsia"/>
               </w:rPr>
               <w:t>林友滨</w:t>
             </w:r>
-            <w:proofErr w:type="spellEnd"/>
             <w:r>
               <w:rPr>
                 <w:rFonts w:hint="eastAsia"/>
@@ -15556,7 +14962,6 @@
                 <w:lang w:eastAsia="zh-CN"/>
               </w:rPr>
             </w:pPr>
-            <w:proofErr w:type="spellStart"/>
             <w:r>
               <w:rPr>
                 <w:color w:val="000000" w:themeColor="text1"/>
@@ -15570,27 +14975,8 @@
                 <w:color w:val="000000" w:themeColor="text1"/>
                 <w:lang w:eastAsia="zh-CN"/>
               </w:rPr>
-              <w:t>pt</w:t>
-            </w:r>
-            <w:proofErr w:type="spellEnd"/>
-            <w:r>
-              <w:rPr>
-                <w:rFonts w:hint="eastAsia"/>
-                <w:color w:val="000000" w:themeColor="text1"/>
-                <w:lang w:eastAsia="zh-CN"/>
-              </w:rPr>
-              <w:t xml:space="preserve"> </w:t>
-            </w:r>
-            <w:proofErr w:type="spellStart"/>
-            <w:r>
-              <w:rPr>
-                <w:rFonts w:hint="eastAsia"/>
-                <w:color w:val="000000" w:themeColor="text1"/>
-                <w:lang w:eastAsia="zh-CN"/>
-              </w:rPr>
-              <w:t>omagent</w:t>
-            </w:r>
-            <w:proofErr w:type="spellEnd"/>
+              <w:t>pt omagent</w:t>
+            </w:r>
             <w:r>
               <w:rPr>
                 <w:rFonts w:hint="eastAsia"/>
@@ -16194,7 +15580,6 @@
                 <w:lang w:eastAsia="zh-CN"/>
               </w:rPr>
             </w:pPr>
-            <w:proofErr w:type="spellStart"/>
             <w:r>
               <w:rPr>
                 <w:rFonts w:hint="eastAsia"/>
@@ -16204,7 +15589,6 @@
               <w:lastRenderedPageBreak/>
               <w:t>sequoiaSQL</w:t>
             </w:r>
-            <w:proofErr w:type="spellEnd"/>
             <w:r>
               <w:rPr>
                 <w:rFonts w:hint="eastAsia"/>
@@ -16371,14 +15755,12 @@
                 <w:lang w:eastAsia="zh-CN"/>
               </w:rPr>
             </w:pPr>
-            <w:proofErr w:type="spellStart"/>
             <w:r>
               <w:rPr>
                 <w:rFonts w:hint="eastAsia"/>
               </w:rPr>
               <w:t>林友滨</w:t>
             </w:r>
-            <w:proofErr w:type="spellEnd"/>
             <w:r>
               <w:rPr>
                 <w:rFonts w:hint="eastAsia"/>
@@ -16481,7 +15863,6 @@
                 <w:lang w:eastAsia="zh-CN"/>
               </w:rPr>
             </w:pPr>
-            <w:proofErr w:type="spellStart"/>
             <w:r>
               <w:rPr>
                 <w:rFonts w:hint="eastAsia"/>
@@ -16489,7 +15870,6 @@
               </w:rPr>
               <w:t>SequoiaDB</w:t>
             </w:r>
-            <w:proofErr w:type="spellEnd"/>
             <w:r>
               <w:rPr>
                 <w:rFonts w:hint="eastAsia"/>
@@ -16753,7 +16133,6 @@
                 <w:lang w:eastAsia="zh-CN"/>
               </w:rPr>
             </w:pPr>
-            <w:proofErr w:type="spellStart"/>
             <w:r>
               <w:rPr>
                 <w:lang w:eastAsia="zh-CN"/>
@@ -16765,15 +16144,7 @@
                 <w:rFonts w:hint="eastAsia"/>
                 <w:lang w:eastAsia="zh-CN"/>
               </w:rPr>
-              <w:t>buntu</w:t>
-            </w:r>
-            <w:proofErr w:type="spellEnd"/>
-            <w:r>
-              <w:rPr>
-                <w:rFonts w:hint="eastAsia"/>
-                <w:lang w:eastAsia="zh-CN"/>
-              </w:rPr>
-              <w:t xml:space="preserve"> 16.04</w:t>
+              <w:t>buntu 16.04</w:t>
             </w:r>
             <w:r>
               <w:rPr>
@@ -17721,7 +17092,6 @@
                 <w:lang w:eastAsia="zh-CN"/>
               </w:rPr>
             </w:pPr>
-            <w:proofErr w:type="spellStart"/>
             <w:r>
               <w:rPr>
                 <w:rFonts w:hint="eastAsia"/>
@@ -17729,7 +17099,6 @@
               </w:rPr>
               <w:t>scmctl</w:t>
             </w:r>
-            <w:proofErr w:type="spellEnd"/>
             <w:r>
               <w:rPr>
                 <w:rFonts w:hint="eastAsia"/>
@@ -17987,21 +17356,12 @@
               </w:rPr>
               <w:t>已完成。待</w:t>
             </w:r>
-            <w:proofErr w:type="spellStart"/>
-            <w:r>
-              <w:rPr>
-                <w:rFonts w:hint="eastAsia"/>
-                <w:lang w:eastAsia="zh-CN"/>
-              </w:rPr>
-              <w:t>sdb</w:t>
-            </w:r>
-            <w:proofErr w:type="spellEnd"/>
-            <w:r>
-              <w:rPr>
-                <w:rFonts w:hint="eastAsia"/>
-                <w:lang w:eastAsia="zh-CN"/>
-              </w:rPr>
-              <w:t xml:space="preserve"> shell help</w:t>
+            <w:r>
+              <w:rPr>
+                <w:rFonts w:hint="eastAsia"/>
+                <w:lang w:eastAsia="zh-CN"/>
+              </w:rPr>
+              <w:t>sdb shell help</w:t>
             </w:r>
             <w:r>
               <w:rPr>
@@ -18257,7 +17617,6 @@
                 <w:lang w:eastAsia="zh-CN"/>
               </w:rPr>
             </w:pPr>
-            <w:proofErr w:type="spellStart"/>
             <w:r>
               <w:rPr>
                 <w:lang w:eastAsia="zh-CN"/>
@@ -18272,7 +17631,6 @@
               </w:rPr>
               <w:t>cmadmin</w:t>
             </w:r>
-            <w:proofErr w:type="spellEnd"/>
             <w:r>
               <w:rPr>
                 <w:rFonts w:hint="eastAsia"/>
@@ -18649,21 +18007,12 @@
                 <w:lang w:eastAsia="zh-CN"/>
               </w:rPr>
             </w:pPr>
-            <w:proofErr w:type="spellStart"/>
-            <w:r>
-              <w:rPr>
-                <w:rFonts w:hint="eastAsia"/>
-                <w:lang w:eastAsia="zh-CN"/>
-              </w:rPr>
-              <w:t>subcontext</w:t>
-            </w:r>
-            <w:proofErr w:type="spellEnd"/>
-            <w:r>
-              <w:rPr>
-                <w:rFonts w:hint="eastAsia"/>
-                <w:lang w:eastAsia="zh-CN"/>
-              </w:rPr>
-              <w:t xml:space="preserve"> </w:t>
+            <w:r>
+              <w:rPr>
+                <w:rFonts w:hint="eastAsia"/>
+                <w:lang w:eastAsia="zh-CN"/>
+              </w:rPr>
+              <w:t xml:space="preserve">subcontext </w:t>
             </w:r>
             <w:r>
               <w:rPr>
@@ -19059,7 +18408,6 @@
               </w:rPr>
               <w:t>集群模式下分区表更新记录时</w:t>
             </w:r>
-            <w:proofErr w:type="spellStart"/>
             <w:r>
               <w:rPr>
                 <w:rFonts w:hint="eastAsia"/>
@@ -19067,7 +18415,6 @@
               </w:rPr>
               <w:t>dps</w:t>
             </w:r>
-            <w:proofErr w:type="spellEnd"/>
             <w:r>
               <w:rPr>
                 <w:rFonts w:hint="eastAsia"/>
@@ -19075,7 +18422,6 @@
               </w:rPr>
               <w:t>带上</w:t>
             </w:r>
-            <w:proofErr w:type="spellStart"/>
             <w:r>
               <w:rPr>
                 <w:rFonts w:hint="eastAsia"/>
@@ -19083,7 +18429,6 @@
               </w:rPr>
               <w:t>ShardingKey</w:t>
             </w:r>
-            <w:proofErr w:type="spellEnd"/>
           </w:p>
         </w:tc>
         <w:tc>
@@ -19226,7 +18571,6 @@
               </w:rPr>
               <w:t>组管理命令、发现已有</w:t>
             </w:r>
-            <w:proofErr w:type="spellStart"/>
             <w:r>
               <w:rPr>
                 <w:rFonts w:hint="eastAsia"/>
@@ -19234,7 +18578,6 @@
               </w:rPr>
               <w:t>sequoiadb</w:t>
             </w:r>
-            <w:proofErr w:type="spellEnd"/>
             <w:r>
               <w:rPr>
                 <w:rFonts w:hint="eastAsia"/>
@@ -19260,14 +18603,12 @@
                 <w:tab w:val="left" w:pos="450"/>
               </w:tabs>
             </w:pPr>
-            <w:proofErr w:type="spellStart"/>
             <w:r>
               <w:rPr>
                 <w:rFonts w:hint="eastAsia"/>
               </w:rPr>
               <w:t>何嘉文</w:t>
             </w:r>
-            <w:proofErr w:type="spellEnd"/>
           </w:p>
         </w:tc>
         <w:tc>
@@ -19370,7 +18711,6 @@
               </w:rPr>
               <w:t>同步、发现</w:t>
             </w:r>
-            <w:proofErr w:type="spellStart"/>
             <w:r>
               <w:rPr>
                 <w:rFonts w:hint="eastAsia"/>
@@ -19378,7 +18718,6 @@
               </w:rPr>
               <w:t>Sdb</w:t>
             </w:r>
-            <w:proofErr w:type="spellEnd"/>
             <w:r>
               <w:rPr>
                 <w:rFonts w:hint="eastAsia"/>
@@ -19640,23 +18979,7 @@
                 <w:rFonts w:hint="eastAsia"/>
                 <w:lang w:eastAsia="zh-CN"/>
               </w:rPr>
-              <w:t xml:space="preserve">Update </w:t>
-            </w:r>
-            <w:proofErr w:type="spellStart"/>
-            <w:r>
-              <w:rPr>
-                <w:rFonts w:hint="eastAsia"/>
-                <w:lang w:eastAsia="zh-CN"/>
-              </w:rPr>
-              <w:t>Sharding</w:t>
-            </w:r>
-            <w:proofErr w:type="spellEnd"/>
-            <w:r>
-              <w:rPr>
-                <w:rFonts w:hint="eastAsia"/>
-                <w:lang w:eastAsia="zh-CN"/>
-              </w:rPr>
-              <w:t xml:space="preserve"> key</w:t>
+              <w:t>Update Sharding key</w:t>
             </w:r>
             <w:r>
               <w:rPr>
@@ -19784,21 +19107,12 @@
                 <w:lang w:eastAsia="zh-CN"/>
               </w:rPr>
             </w:pPr>
-            <w:proofErr w:type="spellStart"/>
-            <w:r>
-              <w:rPr>
-                <w:rFonts w:hint="eastAsia"/>
-                <w:lang w:eastAsia="zh-CN"/>
-              </w:rPr>
-              <w:t>js</w:t>
-            </w:r>
-            <w:proofErr w:type="spellEnd"/>
-            <w:r>
-              <w:rPr>
-                <w:rFonts w:hint="eastAsia"/>
-                <w:lang w:eastAsia="zh-CN"/>
-              </w:rPr>
-              <w:t xml:space="preserve"> </w:t>
+            <w:r>
+              <w:rPr>
+                <w:rFonts w:hint="eastAsia"/>
+                <w:lang w:eastAsia="zh-CN"/>
+              </w:rPr>
+              <w:t xml:space="preserve">js </w:t>
             </w:r>
             <w:r>
               <w:rPr>
@@ -19933,21 +19247,12 @@
                 <w:lang w:eastAsia="zh-CN"/>
               </w:rPr>
             </w:pPr>
-            <w:proofErr w:type="spellStart"/>
-            <w:r>
-              <w:rPr>
-                <w:rFonts w:hint="eastAsia"/>
-                <w:lang w:eastAsia="zh-CN"/>
-              </w:rPr>
-              <w:t>sdb</w:t>
-            </w:r>
-            <w:proofErr w:type="spellEnd"/>
-            <w:r>
-              <w:rPr>
-                <w:rFonts w:hint="eastAsia"/>
-                <w:lang w:eastAsia="zh-CN"/>
-              </w:rPr>
-              <w:t xml:space="preserve"> shell </w:t>
+            <w:r>
+              <w:rPr>
+                <w:rFonts w:hint="eastAsia"/>
+                <w:lang w:eastAsia="zh-CN"/>
+              </w:rPr>
+              <w:t xml:space="preserve">sdb shell </w:t>
             </w:r>
             <w:r>
               <w:rPr>
@@ -20919,17 +20224,8 @@
                 <w:lang w:eastAsia="zh-CN"/>
               </w:rPr>
               <w:lastRenderedPageBreak/>
-              <w:t xml:space="preserve">list </w:t>
-            </w:r>
-            <w:proofErr w:type="spellStart"/>
-            <w:r>
-              <w:rPr>
-                <w:rFonts w:hint="eastAsia"/>
-                <w:lang w:eastAsia="zh-CN"/>
-              </w:rPr>
-              <w:t>ws</w:t>
-            </w:r>
-            <w:proofErr w:type="spellEnd"/>
+              <w:t>list ws</w:t>
+            </w:r>
             <w:r>
               <w:rPr>
                 <w:rFonts w:hint="eastAsia"/>
@@ -21473,7 +20769,6 @@
               </w:rPr>
               <w:t>实现集群对</w:t>
             </w:r>
-            <w:proofErr w:type="spellStart"/>
             <w:r>
               <w:rPr>
                 <w:rFonts w:hint="eastAsia"/>
@@ -21481,7 +20776,6 @@
               </w:rPr>
               <w:t>coord</w:t>
             </w:r>
-            <w:proofErr w:type="spellEnd"/>
             <w:r>
               <w:rPr>
                 <w:rFonts w:hint="eastAsia"/>
@@ -21631,7 +20925,6 @@
               </w:rPr>
               <w:t>部署</w:t>
             </w:r>
-            <w:proofErr w:type="spellStart"/>
             <w:r>
               <w:rPr>
                 <w:lang w:eastAsia="zh-CN"/>
@@ -21645,7 +20938,6 @@
               </w:rPr>
               <w:t>sql_oltp</w:t>
             </w:r>
-            <w:proofErr w:type="spellEnd"/>
           </w:p>
         </w:tc>
         <w:tc>
@@ -21765,7 +21057,6 @@
                 <w:lang w:eastAsia="zh-CN"/>
               </w:rPr>
             </w:pPr>
-            <w:proofErr w:type="spellStart"/>
             <w:r>
               <w:rPr>
                 <w:rFonts w:hint="eastAsia"/>
@@ -21773,7 +21064,6 @@
               </w:rPr>
               <w:t>scm</w:t>
             </w:r>
-            <w:proofErr w:type="spellEnd"/>
             <w:r>
               <w:rPr>
                 <w:rFonts w:hint="eastAsia"/>
@@ -21781,7 +21071,6 @@
               </w:rPr>
               <w:t>对接</w:t>
             </w:r>
-            <w:proofErr w:type="spellStart"/>
             <w:r>
               <w:rPr>
                 <w:rFonts w:hint="eastAsia"/>
@@ -21789,7 +21078,6 @@
               </w:rPr>
               <w:t>hbase</w:t>
             </w:r>
-            <w:proofErr w:type="spellEnd"/>
           </w:p>
         </w:tc>
         <w:tc>
@@ -21939,17 +21227,8 @@
                 <w:rFonts w:hint="eastAsia"/>
                 <w:lang w:eastAsia="zh-CN"/>
               </w:rPr>
-              <w:t xml:space="preserve"> </w:t>
-            </w:r>
-            <w:proofErr w:type="spellStart"/>
-            <w:r>
-              <w:rPr>
-                <w:rFonts w:hint="eastAsia"/>
-                <w:lang w:eastAsia="zh-CN"/>
-              </w:rPr>
-              <w:t>SequoiaDB</w:t>
-            </w:r>
-            <w:proofErr w:type="spellEnd"/>
+              <w:t xml:space="preserve"> SequoiaDB</w:t>
+            </w:r>
           </w:p>
         </w:tc>
         <w:tc>
@@ -22462,21 +21741,12 @@
                 <w:lang w:eastAsia="zh-CN"/>
               </w:rPr>
             </w:pPr>
-            <w:proofErr w:type="spellStart"/>
-            <w:r>
-              <w:rPr>
-                <w:rFonts w:hint="eastAsia"/>
-                <w:lang w:eastAsia="zh-CN"/>
-              </w:rPr>
-              <w:t>Sdbdmsdump</w:t>
-            </w:r>
-            <w:proofErr w:type="spellEnd"/>
-            <w:r>
-              <w:rPr>
-                <w:rFonts w:hint="eastAsia"/>
-                <w:lang w:eastAsia="zh-CN"/>
-              </w:rPr>
-              <w:t xml:space="preserve"> </w:t>
+            <w:r>
+              <w:rPr>
+                <w:rFonts w:hint="eastAsia"/>
+                <w:lang w:eastAsia="zh-CN"/>
+              </w:rPr>
+              <w:t xml:space="preserve">Sdbdmsdump </w:t>
             </w:r>
             <w:r>
               <w:rPr>
@@ -23713,7 +22983,7 @@
         <a:sysClr val="windowText" lastClr="000000"/>
       </a:dk1>
       <a:lt1>
-        <a:sysClr val="window" lastClr="FFFFFF"/>
+        <a:sysClr val="window" lastClr="C7EDCC"/>
       </a:lt1>
       <a:dk2>
         <a:srgbClr val="1F497D"/>
@@ -23991,6 +23261,10 @@
 </file>
 
 <file path=customXml/item1.xml><?xml version="1.0" encoding="utf-8"?>
+<b:Sources xmlns:b="http://schemas.openxmlformats.org/officeDocument/2006/bibliography" xmlns="http://schemas.openxmlformats.org/officeDocument/2006/bibliography" SelectedStyle="\APA.XSL" StyleName="APA"/>
+</file>
+
+<file path=customXml/item2.xml><?xml version="1.0" encoding="utf-8"?>
 <s:customData xmlns="http://www.wps.cn/officeDocument/2013/wpsCustomData" xmlns:s="http://www.wps.cn/officeDocument/2013/wpsCustomData">
   <customSectProps>
     <customSectPr/>
@@ -23998,22 +23272,18 @@
 </s:customData>
 </file>
 
-<file path=customXml/item2.xml><?xml version="1.0" encoding="utf-8"?>
-<b:Sources xmlns:b="http://schemas.openxmlformats.org/officeDocument/2006/bibliography" xmlns="http://schemas.openxmlformats.org/officeDocument/2006/bibliography" SelectedStyle="\APA.XSL" StyleName="APA"/>
+<file path=customXml/itemProps1.xml><?xml version="1.0" encoding="utf-8"?>
+<ds:datastoreItem xmlns:ds="http://schemas.openxmlformats.org/officeDocument/2006/customXml" ds:itemID="{27001354-063D-4709-B63A-38EE15B67BE1}">
+  <ds:schemaRefs>
+    <ds:schemaRef ds:uri="http://schemas.openxmlformats.org/officeDocument/2006/bibliography"/>
+  </ds:schemaRefs>
+</ds:datastoreItem>
 </file>
 
-<file path=customXml/itemProps1.xml><?xml version="1.0" encoding="utf-8"?>
+<file path=customXml/itemProps2.xml><?xml version="1.0" encoding="utf-8"?>
 <ds:datastoreItem xmlns:ds="http://schemas.openxmlformats.org/officeDocument/2006/customXml" ds:itemID="{B1977F7D-205B-4081-913C-38D41E755F92}">
   <ds:schemaRefs>
     <ds:schemaRef ds:uri="http://www.wps.cn/officeDocument/2013/wpsCustomData"/>
   </ds:schemaRefs>
 </ds:datastoreItem>
-</file>
-
-<file path=customXml/itemProps2.xml><?xml version="1.0" encoding="utf-8"?>
-<ds:datastoreItem xmlns:ds="http://schemas.openxmlformats.org/officeDocument/2006/customXml" ds:itemID="{27001354-063D-4709-B63A-38EE15B67BE1}">
-  <ds:schemaRefs>
-    <ds:schemaRef ds:uri="http://schemas.openxmlformats.org/officeDocument/2006/bibliography"/>
-  </ds:schemaRefs>
-</ds:datastoreItem>
 </file>